--- a/report/Project Report.docx
+++ b/report/Project Report.docx
@@ -4,6 +4,282 @@
   <w:body>
     <w:p>
       <w:pPr>
+        <w:spacing w:line="360" w:lineRule="auto"/>
+        <w:jc w:val="center"/>
+        <w:rPr>
+          <w:rFonts w:ascii="Arial" w:hAnsi="Arial" w:cs="Arial"/>
+          <w:b/>
+          <w:bCs/>
+        </w:rPr>
+      </w:pPr>
+      <w:r>
+        <w:rPr>
+          <w:rFonts w:ascii="Arial" w:hAnsi="Arial" w:cs="Arial"/>
+          <w:b/>
+          <w:bCs/>
+        </w:rPr>
+        <w:t>Digital Literac</w:t>
+      </w:r>
+      <w:r>
+        <w:rPr>
+          <w:rFonts w:ascii="Arial" w:hAnsi="Arial" w:cs="Arial"/>
+          <w:b/>
+          <w:bCs/>
+        </w:rPr>
+        <w:t>y Project Report</w:t>
+      </w:r>
+    </w:p>
+    <w:p>
+      <w:pPr>
+        <w:spacing w:line="360" w:lineRule="auto"/>
+        <w:jc w:val="center"/>
+        <w:rPr>
+          <w:rFonts w:ascii="Arial" w:hAnsi="Arial" w:cs="Arial"/>
+          <w:b/>
+          <w:bCs/>
+        </w:rPr>
+      </w:pPr>
+    </w:p>
+    <w:p>
+      <w:pPr>
+        <w:spacing w:line="360" w:lineRule="auto"/>
+        <w:jc w:val="both"/>
+        <w:rPr>
+          <w:rFonts w:ascii="Arial" w:hAnsi="Arial" w:cs="Arial"/>
+          <w:b/>
+          <w:bCs/>
+        </w:rPr>
+      </w:pPr>
+      <w:r>
+        <w:rPr>
+          <w:rFonts w:ascii="Arial" w:hAnsi="Arial" w:cs="Arial"/>
+          <w:b/>
+          <w:bCs/>
+        </w:rPr>
+        <w:t xml:space="preserve">                       </w:t>
+      </w:r>
+      <w:r>
+        <w:rPr>
+          <w:rFonts w:ascii="Arial" w:hAnsi="Arial" w:cs="Arial"/>
+          <w:b/>
+          <w:bCs/>
+        </w:rPr>
+        <w:t>Name: Banka Srihitha Reddy</w:t>
+      </w:r>
+    </w:p>
+    <w:p>
+      <w:pPr>
+        <w:spacing w:line="360" w:lineRule="auto"/>
+        <w:jc w:val="both"/>
+        <w:rPr>
+          <w:rFonts w:ascii="Arial" w:hAnsi="Arial" w:cs="Arial"/>
+          <w:b/>
+          <w:bCs/>
+        </w:rPr>
+      </w:pPr>
+      <w:r>
+        <w:rPr>
+          <w:rFonts w:ascii="Arial" w:hAnsi="Arial" w:cs="Arial"/>
+          <w:b/>
+          <w:bCs/>
+        </w:rPr>
+        <w:t xml:space="preserve">                       </w:t>
+      </w:r>
+      <w:r>
+        <w:rPr>
+          <w:rFonts w:ascii="Arial" w:hAnsi="Arial" w:cs="Arial"/>
+          <w:b/>
+          <w:bCs/>
+        </w:rPr>
+        <w:t xml:space="preserve">Reg. No: </w:t>
+      </w:r>
+      <w:r>
+        <w:rPr>
+          <w:rFonts w:ascii="Arial" w:hAnsi="Arial" w:cs="Arial"/>
+          <w:b/>
+          <w:bCs/>
+        </w:rPr>
+        <w:t>25BAS10065</w:t>
+      </w:r>
+    </w:p>
+    <w:p>
+      <w:pPr>
+        <w:spacing w:line="360" w:lineRule="auto"/>
+        <w:jc w:val="both"/>
+        <w:rPr>
+          <w:rFonts w:ascii="Arial" w:hAnsi="Arial" w:cs="Arial"/>
+          <w:b/>
+          <w:bCs/>
+        </w:rPr>
+      </w:pPr>
+      <w:r>
+        <w:rPr>
+          <w:rFonts w:ascii="Arial" w:hAnsi="Arial" w:cs="Arial"/>
+          <w:b/>
+          <w:bCs/>
+        </w:rPr>
+        <w:t xml:space="preserve">                     </w:t>
+      </w:r>
+      <w:r>
+        <w:rPr>
+          <w:rFonts w:ascii="Arial" w:hAnsi="Arial" w:cs="Arial"/>
+          <w:b/>
+          <w:bCs/>
+        </w:rPr>
+        <w:t xml:space="preserve"> </w:t>
+      </w:r>
+      <w:r>
+        <w:rPr>
+          <w:rFonts w:ascii="Arial" w:hAnsi="Arial" w:cs="Arial"/>
+          <w:b/>
+          <w:bCs/>
+        </w:rPr>
+        <w:t xml:space="preserve"> </w:t>
+      </w:r>
+      <w:r>
+        <w:rPr>
+          <w:rFonts w:ascii="Arial" w:hAnsi="Arial" w:cs="Arial"/>
+          <w:b/>
+          <w:bCs/>
+        </w:rPr>
+        <w:t>Branch: BTech Aerospace</w:t>
+      </w:r>
+    </w:p>
+    <w:p>
+      <w:pPr>
+        <w:spacing w:line="360" w:lineRule="auto"/>
+        <w:jc w:val="both"/>
+        <w:rPr>
+          <w:rFonts w:ascii="Arial" w:hAnsi="Arial" w:cs="Arial"/>
+          <w:b/>
+          <w:bCs/>
+        </w:rPr>
+      </w:pPr>
+      <w:r>
+        <w:rPr>
+          <w:rFonts w:ascii="Arial" w:hAnsi="Arial" w:cs="Arial"/>
+          <w:b/>
+          <w:bCs/>
+        </w:rPr>
+        <w:t xml:space="preserve">                    </w:t>
+      </w:r>
+      <w:r>
+        <w:rPr>
+          <w:rFonts w:ascii="Arial" w:hAnsi="Arial" w:cs="Arial"/>
+          <w:b/>
+          <w:bCs/>
+        </w:rPr>
+        <w:t xml:space="preserve"> </w:t>
+      </w:r>
+      <w:r>
+        <w:rPr>
+          <w:rFonts w:ascii="Arial" w:hAnsi="Arial" w:cs="Arial"/>
+          <w:b/>
+          <w:bCs/>
+        </w:rPr>
+        <w:t xml:space="preserve">  Year: 2029</w:t>
+      </w:r>
+    </w:p>
+    <w:p>
+      <w:pPr>
+        <w:spacing w:line="360" w:lineRule="auto"/>
+        <w:jc w:val="both"/>
+        <w:rPr>
+          <w:rFonts w:ascii="Arial" w:hAnsi="Arial" w:cs="Arial"/>
+          <w:b/>
+          <w:bCs/>
+        </w:rPr>
+      </w:pPr>
+      <w:r>
+        <w:rPr>
+          <w:rFonts w:ascii="Arial" w:hAnsi="Arial" w:cs="Arial"/>
+          <w:b/>
+          <w:bCs/>
+        </w:rPr>
+        <w:t xml:space="preserve">                    </w:t>
+      </w:r>
+      <w:r>
+        <w:rPr>
+          <w:rFonts w:ascii="Arial" w:hAnsi="Arial" w:cs="Arial"/>
+          <w:b/>
+          <w:bCs/>
+        </w:rPr>
+        <w:t xml:space="preserve"> </w:t>
+      </w:r>
+      <w:r>
+        <w:rPr>
+          <w:rFonts w:ascii="Arial" w:hAnsi="Arial" w:cs="Arial"/>
+          <w:b/>
+          <w:bCs/>
+        </w:rPr>
+        <w:t xml:space="preserve">  Date: </w:t>
+      </w:r>
+      <w:r>
+        <w:rPr>
+          <w:rFonts w:ascii="Arial" w:hAnsi="Arial" w:cs="Arial"/>
+          <w:b/>
+          <w:bCs/>
+        </w:rPr>
+        <w:t>31</w:t>
+      </w:r>
+      <w:r>
+        <w:rPr>
+          <w:rFonts w:ascii="Arial" w:hAnsi="Arial" w:cs="Arial"/>
+          <w:b/>
+          <w:bCs/>
+          <w:vertAlign w:val="superscript"/>
+        </w:rPr>
+        <w:t>st</w:t>
+      </w:r>
+      <w:r>
+        <w:rPr>
+          <w:rFonts w:ascii="Arial" w:hAnsi="Arial" w:cs="Arial"/>
+          <w:b/>
+          <w:bCs/>
+        </w:rPr>
+        <w:t xml:space="preserve"> </w:t>
+      </w:r>
+      <w:r>
+        <w:rPr>
+          <w:rFonts w:ascii="Arial" w:hAnsi="Arial" w:cs="Arial"/>
+          <w:b/>
+          <w:bCs/>
+        </w:rPr>
+        <w:t xml:space="preserve">March </w:t>
+      </w:r>
+      <w:r>
+        <w:rPr>
+          <w:rFonts w:ascii="Arial" w:hAnsi="Arial" w:cs="Arial"/>
+          <w:b/>
+          <w:bCs/>
+        </w:rPr>
+        <w:t>2026</w:t>
+      </w:r>
+    </w:p>
+    <w:p>
+      <w:pPr>
+        <w:spacing w:line="360" w:lineRule="auto"/>
+        <w:jc w:val="center"/>
+        <w:rPr>
+          <w:rFonts w:ascii="Arial" w:hAnsi="Arial" w:cs="Arial"/>
+          <w:b/>
+          <w:bCs/>
+        </w:rPr>
+      </w:pPr>
+    </w:p>
+    <w:p>
+      <w:pPr>
+        <w:spacing w:line="360" w:lineRule="auto"/>
+        <w:jc w:val="center"/>
+        <w:rPr>
+          <w:b/>
+          <w:bCs/>
+        </w:rPr>
+      </w:pPr>
+    </w:p>
+    <w:p>
+      <w:pPr>
+        <w:spacing w:line="360" w:lineRule="auto"/>
         <w:jc w:val="center"/>
         <w:rPr>
           <w:b/>
@@ -15,6 +291,7 @@
     </w:p>
     <w:p>
       <w:pPr>
+        <w:spacing w:line="360" w:lineRule="auto"/>
         <w:jc w:val="center"/>
         <w:rPr>
           <w:b/>
@@ -26,6 +303,7 @@
     </w:p>
     <w:p>
       <w:pPr>
+        <w:spacing w:line="360" w:lineRule="auto"/>
         <w:jc w:val="center"/>
         <w:rPr>
           <w:b/>
@@ -37,6 +315,7 @@
     </w:p>
     <w:p>
       <w:pPr>
+        <w:spacing w:line="360" w:lineRule="auto"/>
         <w:jc w:val="center"/>
         <w:rPr>
           <w:b/>
@@ -48,6 +327,7 @@
     </w:p>
     <w:p>
       <w:pPr>
+        <w:spacing w:line="360" w:lineRule="auto"/>
         <w:jc w:val="center"/>
         <w:rPr>
           <w:b/>
@@ -59,82 +339,19 @@
     </w:p>
     <w:p>
       <w:pPr>
-        <w:jc w:val="center"/>
-        <w:rPr>
-          <w:rFonts w:ascii="Arial" w:hAnsi="Arial" w:cs="Arial"/>
-          <w:b/>
-          <w:bCs/>
-          <w:sz w:val="48"/>
-          <w:szCs w:val="48"/>
-        </w:rPr>
-      </w:pPr>
-    </w:p>
-    <w:p>
-      <w:pPr>
-        <w:jc w:val="center"/>
-        <w:rPr>
-          <w:rFonts w:ascii="Arial" w:hAnsi="Arial" w:cs="Arial"/>
-          <w:b/>
-          <w:bCs/>
-          <w:sz w:val="48"/>
-          <w:szCs w:val="48"/>
-        </w:rPr>
-      </w:pPr>
-    </w:p>
-    <w:p>
-      <w:pPr>
-        <w:jc w:val="center"/>
-        <w:rPr>
-          <w:rFonts w:ascii="Arial" w:hAnsi="Arial" w:cs="Arial"/>
-          <w:b/>
-          <w:bCs/>
-          <w:sz w:val="48"/>
-          <w:szCs w:val="48"/>
-        </w:rPr>
-      </w:pPr>
-      <w:r>
-        <w:rPr>
-          <w:rFonts w:ascii="Arial" w:hAnsi="Arial" w:cs="Arial"/>
-          <w:b/>
-          <w:bCs/>
-          <w:sz w:val="48"/>
-          <w:szCs w:val="48"/>
-        </w:rPr>
-        <w:t>Digital Literac</w:t>
-      </w:r>
-      <w:r>
-        <w:rPr>
-          <w:rFonts w:ascii="Arial" w:hAnsi="Arial" w:cs="Arial"/>
-          <w:b/>
-          <w:bCs/>
-          <w:sz w:val="48"/>
-          <w:szCs w:val="48"/>
-        </w:rPr>
-        <w:t>y Project Report</w:t>
-      </w:r>
-    </w:p>
-    <w:p>
-      <w:pPr>
-        <w:jc w:val="center"/>
-        <w:rPr>
-          <w:rFonts w:ascii="Arial" w:hAnsi="Arial" w:cs="Arial"/>
-          <w:b/>
-          <w:bCs/>
-        </w:rPr>
-      </w:pPr>
-    </w:p>
-    <w:p>
-      <w:pPr>
-        <w:jc w:val="both"/>
-        <w:rPr>
-          <w:rFonts w:ascii="Arial" w:hAnsi="Arial" w:cs="Arial"/>
+        <w:spacing w:line="360" w:lineRule="auto"/>
+        <w:rPr>
           <w:b/>
           <w:bCs/>
           <w:sz w:val="32"/>
           <w:szCs w:val="32"/>
         </w:rPr>
       </w:pPr>
-      <w:r>
+    </w:p>
+    <w:p>
+      <w:pPr>
+        <w:spacing w:line="360" w:lineRule="auto"/>
+        <w:jc w:val="center"/>
         <w:rPr>
           <w:rFonts w:ascii="Arial" w:hAnsi="Arial" w:cs="Arial"/>
           <w:b/>
@@ -142,9 +359,12 @@
           <w:sz w:val="32"/>
           <w:szCs w:val="32"/>
         </w:rPr>
-        <w:t xml:space="preserve">                       </w:t>
-      </w:r>
-      <w:r>
+      </w:pPr>
+    </w:p>
+    <w:p>
+      <w:pPr>
+        <w:spacing w:line="360" w:lineRule="auto"/>
+        <w:jc w:val="center"/>
         <w:rPr>
           <w:rFonts w:ascii="Arial" w:hAnsi="Arial" w:cs="Arial"/>
           <w:b/>
@@ -152,294 +372,77 @@
           <w:sz w:val="32"/>
           <w:szCs w:val="32"/>
         </w:rPr>
-        <w:t>Name: Banka Srihitha Reddy</w:t>
-      </w:r>
-    </w:p>
-    <w:p>
-      <w:pPr>
-        <w:jc w:val="both"/>
-        <w:rPr>
-          <w:rFonts w:ascii="Arial" w:hAnsi="Arial" w:cs="Arial"/>
-          <w:b/>
-          <w:bCs/>
-          <w:sz w:val="32"/>
-          <w:szCs w:val="32"/>
-        </w:rPr>
-      </w:pPr>
-      <w:r>
-        <w:rPr>
-          <w:rFonts w:ascii="Arial" w:hAnsi="Arial" w:cs="Arial"/>
-          <w:b/>
-          <w:bCs/>
-          <w:sz w:val="32"/>
-          <w:szCs w:val="32"/>
-        </w:rPr>
-        <w:t xml:space="preserve">                       </w:t>
-      </w:r>
-      <w:r>
-        <w:rPr>
-          <w:rFonts w:ascii="Arial" w:hAnsi="Arial" w:cs="Arial"/>
-          <w:b/>
-          <w:bCs/>
-          <w:sz w:val="32"/>
-          <w:szCs w:val="32"/>
-        </w:rPr>
-        <w:t xml:space="preserve">Reg. No: </w:t>
-      </w:r>
-      <w:r>
-        <w:rPr>
-          <w:rFonts w:ascii="Arial" w:hAnsi="Arial" w:cs="Arial"/>
-          <w:b/>
-          <w:bCs/>
-          <w:sz w:val="32"/>
-          <w:szCs w:val="32"/>
-        </w:rPr>
-        <w:t>25BAS10065</w:t>
-      </w:r>
-    </w:p>
-    <w:p>
-      <w:pPr>
-        <w:jc w:val="both"/>
-        <w:rPr>
-          <w:rFonts w:ascii="Arial" w:hAnsi="Arial" w:cs="Arial"/>
-          <w:b/>
-          <w:bCs/>
-          <w:sz w:val="32"/>
-          <w:szCs w:val="32"/>
-        </w:rPr>
-      </w:pPr>
-      <w:r>
-        <w:rPr>
-          <w:rFonts w:ascii="Arial" w:hAnsi="Arial" w:cs="Arial"/>
-          <w:b/>
-          <w:bCs/>
-          <w:sz w:val="32"/>
-          <w:szCs w:val="32"/>
-        </w:rPr>
-        <w:t xml:space="preserve">                     </w:t>
-      </w:r>
-      <w:r>
-        <w:rPr>
-          <w:rFonts w:ascii="Arial" w:hAnsi="Arial" w:cs="Arial"/>
-          <w:b/>
-          <w:bCs/>
-          <w:sz w:val="32"/>
-          <w:szCs w:val="32"/>
-        </w:rPr>
-        <w:t xml:space="preserve"> </w:t>
-      </w:r>
-      <w:r>
-        <w:rPr>
-          <w:rFonts w:ascii="Arial" w:hAnsi="Arial" w:cs="Arial"/>
-          <w:b/>
-          <w:bCs/>
-          <w:sz w:val="32"/>
-          <w:szCs w:val="32"/>
-        </w:rPr>
-        <w:t xml:space="preserve"> </w:t>
-      </w:r>
-      <w:r>
-        <w:rPr>
-          <w:rFonts w:ascii="Arial" w:hAnsi="Arial" w:cs="Arial"/>
-          <w:b/>
-          <w:bCs/>
-          <w:sz w:val="32"/>
-          <w:szCs w:val="32"/>
-        </w:rPr>
-        <w:t>Branch: BTech Aerospace</w:t>
-      </w:r>
-    </w:p>
-    <w:p>
-      <w:pPr>
-        <w:jc w:val="both"/>
-        <w:rPr>
-          <w:rFonts w:ascii="Arial" w:hAnsi="Arial" w:cs="Arial"/>
-          <w:b/>
-          <w:bCs/>
-          <w:sz w:val="32"/>
-          <w:szCs w:val="32"/>
-        </w:rPr>
-      </w:pPr>
-      <w:r>
-        <w:rPr>
-          <w:rFonts w:ascii="Arial" w:hAnsi="Arial" w:cs="Arial"/>
-          <w:b/>
-          <w:bCs/>
-          <w:sz w:val="32"/>
-          <w:szCs w:val="32"/>
-        </w:rPr>
-        <w:t xml:space="preserve">                    </w:t>
-      </w:r>
-      <w:r>
-        <w:rPr>
-          <w:rFonts w:ascii="Arial" w:hAnsi="Arial" w:cs="Arial"/>
-          <w:b/>
-          <w:bCs/>
-          <w:sz w:val="32"/>
-          <w:szCs w:val="32"/>
-        </w:rPr>
-        <w:t xml:space="preserve"> </w:t>
-      </w:r>
-      <w:r>
-        <w:rPr>
-          <w:rFonts w:ascii="Arial" w:hAnsi="Arial" w:cs="Arial"/>
-          <w:b/>
-          <w:bCs/>
-          <w:sz w:val="32"/>
-          <w:szCs w:val="32"/>
-        </w:rPr>
-        <w:t xml:space="preserve">  Year: 2029</w:t>
-      </w:r>
-    </w:p>
-    <w:p>
-      <w:pPr>
-        <w:jc w:val="both"/>
-        <w:rPr>
-          <w:rFonts w:ascii="Arial" w:hAnsi="Arial" w:cs="Arial"/>
-          <w:b/>
-          <w:bCs/>
-          <w:sz w:val="32"/>
-          <w:szCs w:val="32"/>
-        </w:rPr>
-      </w:pPr>
-      <w:r>
-        <w:rPr>
-          <w:rFonts w:ascii="Arial" w:hAnsi="Arial" w:cs="Arial"/>
-          <w:b/>
-          <w:bCs/>
-          <w:sz w:val="32"/>
-          <w:szCs w:val="32"/>
-        </w:rPr>
-        <w:t xml:space="preserve">                    </w:t>
-      </w:r>
-      <w:r>
-        <w:rPr>
-          <w:rFonts w:ascii="Arial" w:hAnsi="Arial" w:cs="Arial"/>
-          <w:b/>
-          <w:bCs/>
-          <w:sz w:val="32"/>
-          <w:szCs w:val="32"/>
-        </w:rPr>
-        <w:t xml:space="preserve"> </w:t>
-      </w:r>
-      <w:r>
-        <w:rPr>
-          <w:rFonts w:ascii="Arial" w:hAnsi="Arial" w:cs="Arial"/>
-          <w:b/>
-          <w:bCs/>
-          <w:sz w:val="32"/>
-          <w:szCs w:val="32"/>
-        </w:rPr>
-        <w:t xml:space="preserve">  Date: 29/03/2026</w:t>
-      </w:r>
-    </w:p>
-    <w:p>
-      <w:pPr>
+      </w:pPr>
+    </w:p>
+    <w:p>
+      <w:pPr>
+        <w:spacing w:line="360" w:lineRule="auto"/>
         <w:jc w:val="center"/>
         <w:rPr>
           <w:rFonts w:ascii="Arial" w:hAnsi="Arial" w:cs="Arial"/>
           <w:b/>
           <w:bCs/>
-          <w:sz w:val="32"/>
-          <w:szCs w:val="32"/>
-        </w:rPr>
-      </w:pPr>
-    </w:p>
-    <w:p>
-      <w:pPr>
+        </w:rPr>
+      </w:pPr>
+    </w:p>
+    <w:p>
+      <w:pPr>
+        <w:spacing w:line="360" w:lineRule="auto"/>
         <w:jc w:val="center"/>
         <w:rPr>
-          <w:b/>
-          <w:bCs/>
-          <w:sz w:val="32"/>
-          <w:szCs w:val="32"/>
-        </w:rPr>
-      </w:pPr>
-    </w:p>
-    <w:p>
-      <w:pPr>
+          <w:rFonts w:ascii="Arial" w:hAnsi="Arial" w:cs="Arial"/>
+          <w:b/>
+          <w:bCs/>
+        </w:rPr>
+      </w:pPr>
+    </w:p>
+    <w:p>
+      <w:pPr>
+        <w:spacing w:line="360" w:lineRule="auto"/>
         <w:jc w:val="center"/>
         <w:rPr>
-          <w:b/>
-          <w:bCs/>
-          <w:sz w:val="32"/>
-          <w:szCs w:val="32"/>
-        </w:rPr>
-      </w:pPr>
-    </w:p>
-    <w:p>
-      <w:pPr>
+          <w:rFonts w:ascii="Arial" w:hAnsi="Arial" w:cs="Arial"/>
+          <w:b/>
+          <w:bCs/>
+        </w:rPr>
+      </w:pPr>
+    </w:p>
+    <w:p>
+      <w:pPr>
+        <w:spacing w:line="360" w:lineRule="auto"/>
         <w:jc w:val="center"/>
         <w:rPr>
-          <w:b/>
-          <w:bCs/>
-          <w:sz w:val="32"/>
-          <w:szCs w:val="32"/>
-        </w:rPr>
-      </w:pPr>
-    </w:p>
-    <w:p>
-      <w:pPr>
+          <w:rFonts w:ascii="Arial" w:hAnsi="Arial" w:cs="Arial"/>
+          <w:b/>
+          <w:bCs/>
+        </w:rPr>
+      </w:pPr>
+    </w:p>
+    <w:p>
+      <w:pPr>
+        <w:spacing w:line="360" w:lineRule="auto"/>
+        <w:rPr>
+          <w:rFonts w:ascii="Arial" w:hAnsi="Arial" w:cs="Arial"/>
+          <w:b/>
+          <w:bCs/>
+        </w:rPr>
+      </w:pPr>
+    </w:p>
+    <w:p>
+      <w:pPr>
+        <w:spacing w:line="360" w:lineRule="auto"/>
         <w:jc w:val="center"/>
         <w:rPr>
-          <w:b/>
-          <w:bCs/>
-          <w:sz w:val="32"/>
-          <w:szCs w:val="32"/>
-        </w:rPr>
-      </w:pPr>
-    </w:p>
-    <w:p>
-      <w:pPr>
-        <w:jc w:val="center"/>
-        <w:rPr>
-          <w:b/>
-          <w:bCs/>
-          <w:sz w:val="32"/>
-          <w:szCs w:val="32"/>
-        </w:rPr>
-      </w:pPr>
-    </w:p>
-    <w:p>
-      <w:pPr>
-        <w:jc w:val="center"/>
-        <w:rPr>
-          <w:b/>
-          <w:bCs/>
-          <w:sz w:val="32"/>
-          <w:szCs w:val="32"/>
-        </w:rPr>
-      </w:pPr>
-    </w:p>
-    <w:p>
-      <w:pPr>
-        <w:jc w:val="center"/>
-        <w:rPr>
-          <w:b/>
-          <w:bCs/>
-          <w:sz w:val="32"/>
-          <w:szCs w:val="32"/>
-        </w:rPr>
-      </w:pPr>
-    </w:p>
-    <w:p>
-      <w:pPr>
-        <w:jc w:val="center"/>
-        <w:rPr>
-          <w:rFonts w:ascii="Arial" w:hAnsi="Arial" w:cs="Arial"/>
-          <w:b/>
-          <w:bCs/>
-          <w:sz w:val="32"/>
-          <w:szCs w:val="32"/>
-        </w:rPr>
-      </w:pPr>
-      <w:r>
-        <w:rPr>
-          <w:rFonts w:ascii="Arial" w:hAnsi="Arial" w:cs="Arial"/>
-          <w:b/>
-          <w:bCs/>
-          <w:sz w:val="32"/>
-          <w:szCs w:val="32"/>
+          <w:rFonts w:ascii="Arial" w:hAnsi="Arial" w:cs="Arial"/>
+          <w:b/>
+          <w:bCs/>
+        </w:rPr>
+      </w:pPr>
+      <w:r>
+        <w:rPr>
+          <w:rFonts w:ascii="Arial" w:hAnsi="Arial" w:cs="Arial"/>
+          <w:b/>
+          <w:bCs/>
         </w:rPr>
         <w:lastRenderedPageBreak/>
         <w:t>Introduction</w:t>
@@ -447,6 +450,7 @@
     </w:p>
     <w:p>
       <w:pPr>
+        <w:spacing w:line="360" w:lineRule="auto"/>
         <w:rPr>
           <w:rFonts w:ascii="Arial" w:hAnsi="Arial" w:cs="Arial"/>
         </w:rPr>
@@ -474,6 +478,7 @@
     </w:p>
     <w:p>
       <w:pPr>
+        <w:spacing w:line="360" w:lineRule="auto"/>
         <w:rPr>
           <w:rFonts w:ascii="Arial" w:hAnsi="Arial" w:cs="Arial"/>
         </w:rPr>
@@ -487,6 +492,7 @@
     </w:p>
     <w:p>
       <w:pPr>
+        <w:spacing w:line="360" w:lineRule="auto"/>
         <w:rPr>
           <w:rFonts w:ascii="Arial" w:hAnsi="Arial" w:cs="Arial"/>
         </w:rPr>
@@ -504,6 +510,7 @@
           <w:ilvl w:val="0"/>
           <w:numId w:val="2"/>
         </w:numPr>
+        <w:spacing w:line="360" w:lineRule="auto"/>
         <w:rPr>
           <w:rFonts w:ascii="Arial" w:hAnsi="Arial" w:cs="Arial"/>
         </w:rPr>
@@ -543,6 +550,7 @@
           <w:ilvl w:val="0"/>
           <w:numId w:val="2"/>
         </w:numPr>
+        <w:spacing w:line="360" w:lineRule="auto"/>
         <w:rPr>
           <w:rFonts w:ascii="Arial" w:hAnsi="Arial" w:cs="Arial"/>
         </w:rPr>
@@ -596,6 +604,7 @@
           <w:ilvl w:val="0"/>
           <w:numId w:val="2"/>
         </w:numPr>
+        <w:spacing w:line="360" w:lineRule="auto"/>
         <w:rPr>
           <w:rFonts w:ascii="Arial" w:hAnsi="Arial" w:cs="Arial"/>
         </w:rPr>
@@ -635,6 +644,7 @@
           <w:ilvl w:val="0"/>
           <w:numId w:val="2"/>
         </w:numPr>
+        <w:spacing w:line="360" w:lineRule="auto"/>
         <w:rPr>
           <w:rFonts w:ascii="Arial" w:hAnsi="Arial" w:cs="Arial"/>
         </w:rPr>
@@ -660,6 +670,7 @@
           <w:ilvl w:val="0"/>
           <w:numId w:val="2"/>
         </w:numPr>
+        <w:spacing w:line="360" w:lineRule="auto"/>
         <w:rPr>
           <w:rFonts w:ascii="Arial" w:hAnsi="Arial" w:cs="Arial"/>
         </w:rPr>
@@ -695,6 +706,7 @@
     </w:p>
     <w:p>
       <w:pPr>
+        <w:spacing w:line="360" w:lineRule="auto"/>
         <w:rPr>
           <w:rFonts w:ascii="Arial" w:hAnsi="Arial" w:cs="Arial"/>
         </w:rPr>
@@ -722,13 +734,15 @@
     </w:p>
     <w:p>
       <w:pPr>
-        <w:rPr>
-          <w:rFonts w:ascii="Arial" w:hAnsi="Arial" w:cs="Arial"/>
-        </w:rPr>
-      </w:pPr>
-    </w:p>
-    <w:p>
-      <w:pPr>
+        <w:spacing w:line="360" w:lineRule="auto"/>
+        <w:rPr>
+          <w:rFonts w:ascii="Arial" w:hAnsi="Arial" w:cs="Arial"/>
+        </w:rPr>
+      </w:pPr>
+    </w:p>
+    <w:p>
+      <w:pPr>
+        <w:spacing w:line="360" w:lineRule="auto"/>
         <w:jc w:val="center"/>
         <w:rPr>
           <w:b/>
@@ -740,7 +754,7 @@
     </w:p>
     <w:p>
       <w:pPr>
-        <w:jc w:val="center"/>
+        <w:spacing w:line="360" w:lineRule="auto"/>
         <w:rPr>
           <w:b/>
           <w:bCs/>
@@ -751,8 +765,234 @@
     </w:p>
     <w:p>
       <w:pPr>
+        <w:spacing w:line="360" w:lineRule="auto"/>
         <w:jc w:val="center"/>
         <w:rPr>
+          <w:rFonts w:ascii="Arial" w:hAnsi="Arial" w:cs="Arial"/>
+          <w:b/>
+          <w:bCs/>
+        </w:rPr>
+      </w:pPr>
+      <w:r>
+        <w:rPr>
+          <w:rFonts w:ascii="Arial" w:hAnsi="Arial" w:cs="Arial"/>
+          <w:b/>
+          <w:bCs/>
+        </w:rPr>
+        <w:lastRenderedPageBreak/>
+        <w:t>Task 1 Write-up</w:t>
+      </w:r>
+    </w:p>
+    <w:p>
+      <w:pPr>
+        <w:spacing w:line="360" w:lineRule="auto"/>
+        <w:rPr>
+          <w:rFonts w:ascii="Arial" w:hAnsi="Arial" w:cs="Arial"/>
+        </w:rPr>
+      </w:pPr>
+      <w:r>
+        <w:rPr>
+          <w:rFonts w:ascii="Arial" w:hAnsi="Arial" w:cs="Arial"/>
+        </w:rPr>
+        <w:t xml:space="preserve">For this project, I used </w:t>
+      </w:r>
+      <w:r>
+        <w:rPr>
+          <w:rFonts w:ascii="Arial" w:hAnsi="Arial" w:cs="Arial"/>
+          <w:b/>
+          <w:bCs/>
+        </w:rPr>
+        <w:t>Canva</w:t>
+      </w:r>
+      <w:r>
+        <w:rPr>
+          <w:rFonts w:ascii="Arial" w:hAnsi="Arial" w:cs="Arial"/>
+        </w:rPr>
+        <w:t xml:space="preserve"> to design an infographic that explores what it truly means to be digitally literate today. I wanted to move beyond basic computer skills and focus on the professional tools and security habits required in the modern workplace.</w:t>
+      </w:r>
+    </w:p>
+    <w:p>
+      <w:pPr>
+        <w:spacing w:line="360" w:lineRule="auto"/>
+        <w:rPr>
+          <w:rFonts w:ascii="Arial" w:hAnsi="Arial" w:cs="Arial"/>
+          <w:b/>
+          <w:bCs/>
+          <w:sz w:val="28"/>
+          <w:szCs w:val="28"/>
+        </w:rPr>
+      </w:pPr>
+      <w:r>
+        <w:rPr>
+          <w:rFonts w:ascii="Arial" w:hAnsi="Arial" w:cs="Arial"/>
+          <w:b/>
+          <w:bCs/>
+          <w:sz w:val="28"/>
+          <w:szCs w:val="28"/>
+        </w:rPr>
+        <w:t>The Design</w:t>
+      </w:r>
+    </w:p>
+    <w:p>
+      <w:pPr>
+        <w:spacing w:line="360" w:lineRule="auto"/>
+        <w:rPr>
+          <w:rFonts w:ascii="Arial" w:hAnsi="Arial" w:cs="Arial"/>
+        </w:rPr>
+      </w:pPr>
+      <w:r>
+        <w:rPr>
+          <w:rFonts w:ascii="Arial" w:hAnsi="Arial" w:cs="Arial"/>
+        </w:rPr>
+        <w:t xml:space="preserve">The layout is split into three sections. It begins with a definition of digital literacy, followed by a "toolbox" that groups platforms like </w:t>
+      </w:r>
+      <w:r>
+        <w:rPr>
+          <w:rFonts w:ascii="Arial" w:hAnsi="Arial" w:cs="Arial"/>
+          <w:b/>
+          <w:bCs/>
+        </w:rPr>
+        <w:t>GitHub</w:t>
+      </w:r>
+      <w:r>
+        <w:rPr>
+          <w:rFonts w:ascii="Arial" w:hAnsi="Arial" w:cs="Arial"/>
+        </w:rPr>
+        <w:t xml:space="preserve"> for coding and </w:t>
+      </w:r>
+      <w:r>
+        <w:rPr>
+          <w:rFonts w:ascii="Arial" w:hAnsi="Arial" w:cs="Arial"/>
+          <w:b/>
+          <w:bCs/>
+        </w:rPr>
+        <w:t>LinkedIn</w:t>
+      </w:r>
+      <w:r>
+        <w:rPr>
+          <w:rFonts w:ascii="Arial" w:hAnsi="Arial" w:cs="Arial"/>
+        </w:rPr>
+        <w:t xml:space="preserve"> for networking. The bottom half features a visual guide to </w:t>
+      </w:r>
+      <w:r>
+        <w:rPr>
+          <w:rFonts w:ascii="Arial" w:hAnsi="Arial" w:cs="Arial"/>
+          <w:b/>
+          <w:bCs/>
+        </w:rPr>
+        <w:t>Safe Internet Practices</w:t>
+      </w:r>
+      <w:r>
+        <w:rPr>
+          <w:rFonts w:ascii="Arial" w:hAnsi="Arial" w:cs="Arial"/>
+        </w:rPr>
+        <w:t xml:space="preserve">, highlighting technical essentials like </w:t>
+      </w:r>
+      <w:r>
+        <w:rPr>
+          <w:rFonts w:ascii="Arial" w:hAnsi="Arial" w:cs="Arial"/>
+          <w:b/>
+          <w:bCs/>
+        </w:rPr>
+        <w:t>MFA</w:t>
+      </w:r>
+      <w:r>
+        <w:rPr>
+          <w:rFonts w:ascii="Arial" w:hAnsi="Arial" w:cs="Arial"/>
+        </w:rPr>
+        <w:t xml:space="preserve">, </w:t>
+      </w:r>
+      <w:r>
+        <w:rPr>
+          <w:rFonts w:ascii="Arial" w:hAnsi="Arial" w:cs="Arial"/>
+          <w:b/>
+          <w:bCs/>
+        </w:rPr>
+        <w:t>Zero-Trust communication</w:t>
+      </w:r>
+      <w:r>
+        <w:rPr>
+          <w:rFonts w:ascii="Arial" w:hAnsi="Arial" w:cs="Arial"/>
+        </w:rPr>
+        <w:t xml:space="preserve">, and </w:t>
+      </w:r>
+      <w:r>
+        <w:rPr>
+          <w:rFonts w:ascii="Arial" w:hAnsi="Arial" w:cs="Arial"/>
+          <w:b/>
+          <w:bCs/>
+        </w:rPr>
+        <w:t>encrypted connections</w:t>
+      </w:r>
+      <w:r>
+        <w:rPr>
+          <w:rFonts w:ascii="Arial" w:hAnsi="Arial" w:cs="Arial"/>
+        </w:rPr>
+        <w:t>.</w:t>
+      </w:r>
+    </w:p>
+    <w:p>
+      <w:pPr>
+        <w:spacing w:line="360" w:lineRule="auto"/>
+        <w:rPr>
+          <w:rFonts w:ascii="Arial" w:hAnsi="Arial" w:cs="Arial"/>
+          <w:sz w:val="28"/>
+          <w:szCs w:val="28"/>
+        </w:rPr>
+      </w:pPr>
+      <w:r>
+        <w:rPr>
+          <w:rFonts w:ascii="Arial" w:hAnsi="Arial" w:cs="Arial"/>
+          <w:b/>
+          <w:bCs/>
+          <w:sz w:val="28"/>
+          <w:szCs w:val="28"/>
+        </w:rPr>
+        <w:t>Reflection</w:t>
+      </w:r>
+      <w:r>
+        <w:rPr>
+          <w:rFonts w:ascii="Arial" w:hAnsi="Arial" w:cs="Arial"/>
+          <w:sz w:val="28"/>
+          <w:szCs w:val="28"/>
+        </w:rPr>
+        <w:t xml:space="preserve"> </w:t>
+      </w:r>
+    </w:p>
+    <w:p>
+      <w:pPr>
+        <w:spacing w:line="360" w:lineRule="auto"/>
+        <w:rPr>
+          <w:rFonts w:ascii="Arial" w:hAnsi="Arial" w:cs="Arial"/>
+        </w:rPr>
+      </w:pPr>
+      <w:r>
+        <w:rPr>
+          <w:rFonts w:ascii="Arial" w:hAnsi="Arial" w:cs="Arial"/>
+        </w:rPr>
+        <w:t xml:space="preserve">The hardest part was the </w:t>
+      </w:r>
+      <w:r>
+        <w:rPr>
+          <w:rFonts w:ascii="Arial" w:hAnsi="Arial" w:cs="Arial"/>
+          <w:b/>
+          <w:bCs/>
+        </w:rPr>
+        <w:t>spatial puzzle</w:t>
+      </w:r>
+      <w:r>
+        <w:rPr>
+          <w:rFonts w:ascii="Arial" w:hAnsi="Arial" w:cs="Arial"/>
+        </w:rPr>
+        <w:t xml:space="preserve"> of fitting three massive topics onto one page. I found it particularly tough to represent "Safe Internet Practices" as a flowchart without it looking cluttered. I eventually realized that security isn't a straight line, so I designed it as a circular flow around a central hub. This creative choice made the technical terms feel more like a set of daily habits rather than a dense manual.</w:t>
+      </w:r>
+    </w:p>
+    <w:p>
+      <w:pPr>
+        <w:spacing w:line="360" w:lineRule="auto"/>
+        <w:jc w:val="center"/>
+        <w:rPr>
+          <w:rFonts w:ascii="Arial" w:hAnsi="Arial" w:cs="Arial"/>
           <w:b/>
           <w:bCs/>
           <w:sz w:val="32"/>
@@ -762,8 +1002,10 @@
     </w:p>
     <w:p>
       <w:pPr>
+        <w:spacing w:line="360" w:lineRule="auto"/>
         <w:jc w:val="center"/>
         <w:rPr>
+          <w:rFonts w:ascii="Arial" w:hAnsi="Arial" w:cs="Arial"/>
           <w:b/>
           <w:bCs/>
           <w:sz w:val="32"/>
@@ -773,7 +1015,10 @@
     </w:p>
     <w:p>
       <w:pPr>
-        <w:rPr>
+        <w:spacing w:line="360" w:lineRule="auto"/>
+        <w:jc w:val="center"/>
+        <w:rPr>
+          <w:rFonts w:ascii="Arial" w:hAnsi="Arial" w:cs="Arial"/>
           <w:b/>
           <w:bCs/>
           <w:sz w:val="32"/>
@@ -783,6 +1028,7 @@
     </w:p>
     <w:p>
       <w:pPr>
+        <w:spacing w:line="360" w:lineRule="auto"/>
         <w:jc w:val="center"/>
         <w:rPr>
           <w:rFonts w:ascii="Arial" w:hAnsi="Arial" w:cs="Arial"/>
@@ -795,6 +1041,7 @@
     </w:p>
     <w:p>
       <w:pPr>
+        <w:spacing w:line="360" w:lineRule="auto"/>
         <w:jc w:val="center"/>
         <w:rPr>
           <w:rFonts w:ascii="Arial" w:hAnsi="Arial" w:cs="Arial"/>
@@ -804,7 +1051,11 @@
           <w:szCs w:val="32"/>
         </w:rPr>
       </w:pPr>
-      <w:r>
+    </w:p>
+    <w:p>
+      <w:pPr>
+        <w:spacing w:line="360" w:lineRule="auto"/>
+        <w:jc w:val="center"/>
         <w:rPr>
           <w:rFonts w:ascii="Arial" w:hAnsi="Arial" w:cs="Arial"/>
           <w:b/>
@@ -812,211 +1063,11 @@
           <w:sz w:val="32"/>
           <w:szCs w:val="32"/>
         </w:rPr>
-        <w:lastRenderedPageBreak/>
-        <w:t>Task 1 Write-up</w:t>
-      </w:r>
-    </w:p>
-    <w:p>
-      <w:pPr>
-        <w:rPr>
-          <w:rFonts w:ascii="Arial" w:hAnsi="Arial" w:cs="Arial"/>
-        </w:rPr>
-      </w:pPr>
-      <w:r>
-        <w:rPr>
-          <w:rFonts w:ascii="Arial" w:hAnsi="Arial" w:cs="Arial"/>
-        </w:rPr>
-        <w:t xml:space="preserve">For this project, I used </w:t>
-      </w:r>
-      <w:r>
-        <w:rPr>
-          <w:rFonts w:ascii="Arial" w:hAnsi="Arial" w:cs="Arial"/>
-          <w:b/>
-          <w:bCs/>
-        </w:rPr>
-        <w:t>Canva</w:t>
-      </w:r>
-      <w:r>
-        <w:rPr>
-          <w:rFonts w:ascii="Arial" w:hAnsi="Arial" w:cs="Arial"/>
-        </w:rPr>
-        <w:t xml:space="preserve"> to design an infographic that explores what it truly means to be digitally literate today. I wanted to move beyond basic computer skills and focus on the professional tools and security habits required in the modern workplace.</w:t>
-      </w:r>
-    </w:p>
-    <w:p>
-      <w:pPr>
-        <w:rPr>
-          <w:rFonts w:ascii="Arial" w:hAnsi="Arial" w:cs="Arial"/>
-          <w:b/>
-          <w:bCs/>
-          <w:sz w:val="28"/>
-          <w:szCs w:val="28"/>
-        </w:rPr>
-      </w:pPr>
-      <w:r>
-        <w:rPr>
-          <w:rFonts w:ascii="Arial" w:hAnsi="Arial" w:cs="Arial"/>
-          <w:b/>
-          <w:bCs/>
-          <w:sz w:val="28"/>
-          <w:szCs w:val="28"/>
-        </w:rPr>
-        <w:t>The Design</w:t>
-      </w:r>
-    </w:p>
-    <w:p>
-      <w:pPr>
-        <w:rPr>
-          <w:rFonts w:ascii="Arial" w:hAnsi="Arial" w:cs="Arial"/>
-        </w:rPr>
-      </w:pPr>
-      <w:r>
-        <w:rPr>
-          <w:rFonts w:ascii="Arial" w:hAnsi="Arial" w:cs="Arial"/>
-        </w:rPr>
-        <w:t xml:space="preserve">The layout is split into three sections. It begins with a definition of digital literacy, followed by a "toolbox" that groups platforms like </w:t>
-      </w:r>
-      <w:r>
-        <w:rPr>
-          <w:rFonts w:ascii="Arial" w:hAnsi="Arial" w:cs="Arial"/>
-          <w:b/>
-          <w:bCs/>
-        </w:rPr>
-        <w:t>GitHub</w:t>
-      </w:r>
-      <w:r>
-        <w:rPr>
-          <w:rFonts w:ascii="Arial" w:hAnsi="Arial" w:cs="Arial"/>
-        </w:rPr>
-        <w:t xml:space="preserve"> for coding and </w:t>
-      </w:r>
-      <w:r>
-        <w:rPr>
-          <w:rFonts w:ascii="Arial" w:hAnsi="Arial" w:cs="Arial"/>
-          <w:b/>
-          <w:bCs/>
-        </w:rPr>
-        <w:t>LinkedIn</w:t>
-      </w:r>
-      <w:r>
-        <w:rPr>
-          <w:rFonts w:ascii="Arial" w:hAnsi="Arial" w:cs="Arial"/>
-        </w:rPr>
-        <w:t xml:space="preserve"> for networking. The bottom half features a visual guide to </w:t>
-      </w:r>
-      <w:r>
-        <w:rPr>
-          <w:rFonts w:ascii="Arial" w:hAnsi="Arial" w:cs="Arial"/>
-          <w:b/>
-          <w:bCs/>
-        </w:rPr>
-        <w:t>Safe Internet Practices</w:t>
-      </w:r>
-      <w:r>
-        <w:rPr>
-          <w:rFonts w:ascii="Arial" w:hAnsi="Arial" w:cs="Arial"/>
-        </w:rPr>
-        <w:t xml:space="preserve">, highlighting technical essentials like </w:t>
-      </w:r>
-      <w:r>
-        <w:rPr>
-          <w:rFonts w:ascii="Arial" w:hAnsi="Arial" w:cs="Arial"/>
-          <w:b/>
-          <w:bCs/>
-        </w:rPr>
-        <w:t>MFA</w:t>
-      </w:r>
-      <w:r>
-        <w:rPr>
-          <w:rFonts w:ascii="Arial" w:hAnsi="Arial" w:cs="Arial"/>
-        </w:rPr>
-        <w:t xml:space="preserve">, </w:t>
-      </w:r>
-      <w:r>
-        <w:rPr>
-          <w:rFonts w:ascii="Arial" w:hAnsi="Arial" w:cs="Arial"/>
-          <w:b/>
-          <w:bCs/>
-        </w:rPr>
-        <w:t>Zero-Trust communication</w:t>
-      </w:r>
-      <w:r>
-        <w:rPr>
-          <w:rFonts w:ascii="Arial" w:hAnsi="Arial" w:cs="Arial"/>
-        </w:rPr>
-        <w:t xml:space="preserve">, and </w:t>
-      </w:r>
-      <w:r>
-        <w:rPr>
-          <w:rFonts w:ascii="Arial" w:hAnsi="Arial" w:cs="Arial"/>
-          <w:b/>
-          <w:bCs/>
-        </w:rPr>
-        <w:t>encrypted connections</w:t>
-      </w:r>
-      <w:r>
-        <w:rPr>
-          <w:rFonts w:ascii="Arial" w:hAnsi="Arial" w:cs="Arial"/>
-        </w:rPr>
-        <w:t>.</w:t>
-      </w:r>
-    </w:p>
-    <w:p>
-      <w:pPr>
-        <w:rPr>
-          <w:rFonts w:ascii="Arial" w:hAnsi="Arial" w:cs="Arial"/>
-          <w:sz w:val="28"/>
-          <w:szCs w:val="28"/>
-        </w:rPr>
-      </w:pPr>
-      <w:r>
-        <w:rPr>
-          <w:rFonts w:ascii="Arial" w:hAnsi="Arial" w:cs="Arial"/>
-          <w:b/>
-          <w:bCs/>
-          <w:sz w:val="28"/>
-          <w:szCs w:val="28"/>
-        </w:rPr>
-        <w:t>Reflection</w:t>
-      </w:r>
-      <w:r>
-        <w:rPr>
-          <w:rFonts w:ascii="Arial" w:hAnsi="Arial" w:cs="Arial"/>
-          <w:sz w:val="28"/>
-          <w:szCs w:val="28"/>
-        </w:rPr>
-        <w:t xml:space="preserve"> </w:t>
-      </w:r>
-    </w:p>
-    <w:p>
-      <w:pPr>
-        <w:rPr>
-          <w:rFonts w:ascii="Arial" w:hAnsi="Arial" w:cs="Arial"/>
-        </w:rPr>
-      </w:pPr>
-      <w:r>
-        <w:rPr>
-          <w:rFonts w:ascii="Arial" w:hAnsi="Arial" w:cs="Arial"/>
-        </w:rPr>
-        <w:t xml:space="preserve">The hardest part was the </w:t>
-      </w:r>
-      <w:r>
-        <w:rPr>
-          <w:rFonts w:ascii="Arial" w:hAnsi="Arial" w:cs="Arial"/>
-          <w:b/>
-          <w:bCs/>
-        </w:rPr>
-        <w:t>spatial puzzle</w:t>
-      </w:r>
-      <w:r>
-        <w:rPr>
-          <w:rFonts w:ascii="Arial" w:hAnsi="Arial" w:cs="Arial"/>
-        </w:rPr>
-        <w:t xml:space="preserve"> of fitting three massive topics onto one page. I found it particularly tough to represent "Safe Internet Practices" as a flowchart without it looking cluttered. I eventually realized that security isn't a straight line, so I designed it as a circular flow around a central hub. This creative choice made the technical terms feel more like a set of daily habits rather than a dense manual.</w:t>
-      </w:r>
-    </w:p>
-    <w:p>
-      <w:pPr>
+      </w:pPr>
+    </w:p>
+    <w:p>
+      <w:pPr>
+        <w:spacing w:line="360" w:lineRule="auto"/>
         <w:jc w:val="center"/>
         <w:rPr>
           <w:rFonts w:ascii="Arial" w:hAnsi="Arial" w:cs="Arial"/>
@@ -1029,7 +1080,7 @@
     </w:p>
     <w:p>
       <w:pPr>
-        <w:jc w:val="center"/>
+        <w:spacing w:line="360" w:lineRule="auto"/>
         <w:rPr>
           <w:rFonts w:ascii="Arial" w:hAnsi="Arial" w:cs="Arial"/>
           <w:b/>
@@ -1041,142 +1092,19 @@
     </w:p>
     <w:p>
       <w:pPr>
+        <w:spacing w:line="360" w:lineRule="auto"/>
         <w:jc w:val="center"/>
         <w:rPr>
           <w:rFonts w:ascii="Arial" w:hAnsi="Arial" w:cs="Arial"/>
           <w:b/>
           <w:bCs/>
-          <w:sz w:val="32"/>
-          <w:szCs w:val="32"/>
-        </w:rPr>
-      </w:pPr>
-    </w:p>
-    <w:p>
-      <w:pPr>
-        <w:jc w:val="center"/>
-        <w:rPr>
-          <w:rFonts w:ascii="Arial" w:hAnsi="Arial" w:cs="Arial"/>
-          <w:b/>
-          <w:bCs/>
-          <w:sz w:val="32"/>
-          <w:szCs w:val="32"/>
-        </w:rPr>
-      </w:pPr>
-    </w:p>
-    <w:p>
-      <w:pPr>
-        <w:jc w:val="center"/>
-        <w:rPr>
-          <w:rFonts w:ascii="Arial" w:hAnsi="Arial" w:cs="Arial"/>
-          <w:b/>
-          <w:bCs/>
-          <w:sz w:val="32"/>
-          <w:szCs w:val="32"/>
-        </w:rPr>
-      </w:pPr>
-    </w:p>
-    <w:p>
-      <w:pPr>
-        <w:jc w:val="center"/>
-        <w:rPr>
-          <w:rFonts w:ascii="Arial" w:hAnsi="Arial" w:cs="Arial"/>
-          <w:b/>
-          <w:bCs/>
-          <w:sz w:val="32"/>
-          <w:szCs w:val="32"/>
-        </w:rPr>
-      </w:pPr>
-    </w:p>
-    <w:p>
-      <w:pPr>
-        <w:jc w:val="center"/>
-        <w:rPr>
-          <w:rFonts w:ascii="Arial" w:hAnsi="Arial" w:cs="Arial"/>
-          <w:b/>
-          <w:bCs/>
-          <w:sz w:val="32"/>
-          <w:szCs w:val="32"/>
-        </w:rPr>
-      </w:pPr>
-    </w:p>
-    <w:p>
-      <w:pPr>
-        <w:jc w:val="center"/>
-        <w:rPr>
-          <w:rFonts w:ascii="Arial" w:hAnsi="Arial" w:cs="Arial"/>
-          <w:b/>
-          <w:bCs/>
-          <w:sz w:val="32"/>
-          <w:szCs w:val="32"/>
-        </w:rPr>
-      </w:pPr>
-    </w:p>
-    <w:p>
-      <w:pPr>
-        <w:jc w:val="center"/>
-        <w:rPr>
-          <w:rFonts w:ascii="Arial" w:hAnsi="Arial" w:cs="Arial"/>
-          <w:b/>
-          <w:bCs/>
-          <w:sz w:val="32"/>
-          <w:szCs w:val="32"/>
-        </w:rPr>
-      </w:pPr>
-    </w:p>
-    <w:p>
-      <w:pPr>
-        <w:jc w:val="center"/>
-        <w:rPr>
-          <w:rFonts w:ascii="Arial" w:hAnsi="Arial" w:cs="Arial"/>
-          <w:b/>
-          <w:bCs/>
-          <w:sz w:val="32"/>
-          <w:szCs w:val="32"/>
-        </w:rPr>
-      </w:pPr>
-    </w:p>
-    <w:p>
-      <w:pPr>
-        <w:jc w:val="center"/>
-        <w:rPr>
-          <w:rFonts w:ascii="Arial" w:hAnsi="Arial" w:cs="Arial"/>
-          <w:b/>
-          <w:bCs/>
-          <w:sz w:val="32"/>
-          <w:szCs w:val="32"/>
-        </w:rPr>
-      </w:pPr>
-    </w:p>
-    <w:p>
-      <w:pPr>
-        <w:jc w:val="center"/>
-        <w:rPr>
-          <w:rFonts w:ascii="Arial" w:hAnsi="Arial" w:cs="Arial"/>
-          <w:b/>
-          <w:bCs/>
-          <w:sz w:val="32"/>
-          <w:szCs w:val="32"/>
-        </w:rPr>
-      </w:pPr>
-    </w:p>
-    <w:p>
-      <w:pPr>
-        <w:jc w:val="center"/>
-        <w:rPr>
-          <w:rFonts w:ascii="Arial" w:hAnsi="Arial" w:cs="Arial"/>
-          <w:b/>
-          <w:bCs/>
-          <w:sz w:val="32"/>
-          <w:szCs w:val="32"/>
-        </w:rPr>
-      </w:pPr>
-      <w:r>
-        <w:rPr>
-          <w:rFonts w:ascii="Arial" w:hAnsi="Arial" w:cs="Arial"/>
-          <w:b/>
-          <w:bCs/>
-          <w:sz w:val="32"/>
-          <w:szCs w:val="32"/>
+        </w:rPr>
+      </w:pPr>
+      <w:r>
+        <w:rPr>
+          <w:rFonts w:ascii="Arial" w:hAnsi="Arial" w:cs="Arial"/>
+          <w:b/>
+          <w:bCs/>
         </w:rPr>
         <w:lastRenderedPageBreak/>
         <w:t>Task 2 Write-up</w:t>
@@ -1184,6 +1112,7 @@
     </w:p>
     <w:p>
       <w:pPr>
+        <w:spacing w:line="360" w:lineRule="auto"/>
         <w:rPr>
           <w:rFonts w:ascii="Arial" w:hAnsi="Arial" w:cs="Arial"/>
         </w:rPr>
@@ -1239,6 +1168,7 @@
     </w:p>
     <w:p>
       <w:pPr>
+        <w:spacing w:line="360" w:lineRule="auto"/>
         <w:rPr>
           <w:rFonts w:ascii="Arial" w:hAnsi="Arial" w:cs="Arial"/>
         </w:rPr>
@@ -1294,6 +1224,7 @@
     </w:p>
     <w:p>
       <w:pPr>
+        <w:spacing w:line="360" w:lineRule="auto"/>
         <w:rPr>
           <w:rFonts w:ascii="Arial" w:hAnsi="Arial" w:cs="Arial"/>
         </w:rPr>
@@ -1307,142 +1238,115 @@
     </w:p>
     <w:p>
       <w:pPr>
-        <w:rPr>
-          <w:rFonts w:ascii="Arial" w:hAnsi="Arial" w:cs="Arial"/>
-        </w:rPr>
-      </w:pPr>
-    </w:p>
-    <w:p>
-      <w:pPr>
-        <w:rPr>
-          <w:rFonts w:ascii="Arial" w:hAnsi="Arial" w:cs="Arial"/>
-        </w:rPr>
-      </w:pPr>
-    </w:p>
-    <w:p>
-      <w:pPr>
-        <w:rPr>
-          <w:rFonts w:ascii="Arial" w:hAnsi="Arial" w:cs="Arial"/>
-        </w:rPr>
-      </w:pPr>
-    </w:p>
-    <w:p>
-      <w:pPr>
-        <w:rPr>
-          <w:rFonts w:ascii="Arial" w:hAnsi="Arial" w:cs="Arial"/>
-        </w:rPr>
-      </w:pPr>
-    </w:p>
-    <w:p>
-      <w:pPr>
-        <w:rPr>
-          <w:rFonts w:ascii="Arial" w:hAnsi="Arial" w:cs="Arial"/>
-        </w:rPr>
-      </w:pPr>
-    </w:p>
-    <w:p>
-      <w:pPr>
-        <w:rPr>
-          <w:rFonts w:ascii="Arial" w:hAnsi="Arial" w:cs="Arial"/>
-        </w:rPr>
-      </w:pPr>
-    </w:p>
-    <w:p>
-      <w:pPr>
-        <w:rPr>
-          <w:rFonts w:ascii="Arial" w:hAnsi="Arial" w:cs="Arial"/>
-        </w:rPr>
-      </w:pPr>
-    </w:p>
-    <w:p>
-      <w:pPr>
-        <w:rPr>
-          <w:rFonts w:ascii="Arial" w:hAnsi="Arial" w:cs="Arial"/>
-        </w:rPr>
-      </w:pPr>
-    </w:p>
-    <w:p>
-      <w:pPr>
-        <w:rPr>
-          <w:rFonts w:ascii="Arial" w:hAnsi="Arial" w:cs="Arial"/>
-        </w:rPr>
-      </w:pPr>
-    </w:p>
-    <w:p>
-      <w:pPr>
-        <w:rPr>
-          <w:rFonts w:ascii="Arial" w:hAnsi="Arial" w:cs="Arial"/>
-        </w:rPr>
-      </w:pPr>
-    </w:p>
-    <w:p>
-      <w:pPr>
-        <w:rPr>
-          <w:rFonts w:ascii="Arial" w:hAnsi="Arial" w:cs="Arial"/>
-        </w:rPr>
-      </w:pPr>
-    </w:p>
-    <w:p>
-      <w:pPr>
-        <w:rPr>
-          <w:rFonts w:ascii="Arial" w:hAnsi="Arial" w:cs="Arial"/>
-        </w:rPr>
-      </w:pPr>
-    </w:p>
-    <w:p>
-      <w:pPr>
-        <w:rPr>
-          <w:rFonts w:ascii="Arial" w:hAnsi="Arial" w:cs="Arial"/>
-        </w:rPr>
-      </w:pPr>
-    </w:p>
-    <w:p>
-      <w:pPr>
-        <w:rPr>
-          <w:rFonts w:ascii="Arial" w:hAnsi="Arial" w:cs="Arial"/>
-        </w:rPr>
-      </w:pPr>
-    </w:p>
-    <w:p>
-      <w:pPr>
-        <w:rPr>
-          <w:rFonts w:ascii="Arial" w:hAnsi="Arial" w:cs="Arial"/>
-        </w:rPr>
-      </w:pPr>
-    </w:p>
-    <w:p>
-      <w:pPr>
-        <w:rPr>
-          <w:rFonts w:ascii="Arial" w:hAnsi="Arial" w:cs="Arial"/>
-        </w:rPr>
-      </w:pPr>
-    </w:p>
-    <w:p>
-      <w:pPr>
+        <w:spacing w:line="360" w:lineRule="auto"/>
+        <w:rPr>
+          <w:rFonts w:ascii="Arial" w:hAnsi="Arial" w:cs="Arial"/>
+        </w:rPr>
+      </w:pPr>
+    </w:p>
+    <w:p>
+      <w:pPr>
+        <w:spacing w:line="360" w:lineRule="auto"/>
+        <w:rPr>
+          <w:rFonts w:ascii="Arial" w:hAnsi="Arial" w:cs="Arial"/>
+        </w:rPr>
+      </w:pPr>
+    </w:p>
+    <w:p>
+      <w:pPr>
+        <w:spacing w:line="360" w:lineRule="auto"/>
+        <w:rPr>
+          <w:rFonts w:ascii="Arial" w:hAnsi="Arial" w:cs="Arial"/>
+        </w:rPr>
+      </w:pPr>
+    </w:p>
+    <w:p>
+      <w:pPr>
+        <w:spacing w:line="360" w:lineRule="auto"/>
+        <w:rPr>
+          <w:rFonts w:ascii="Arial" w:hAnsi="Arial" w:cs="Arial"/>
+        </w:rPr>
+      </w:pPr>
+    </w:p>
+    <w:p>
+      <w:pPr>
+        <w:spacing w:line="360" w:lineRule="auto"/>
+        <w:rPr>
+          <w:rFonts w:ascii="Arial" w:hAnsi="Arial" w:cs="Arial"/>
+        </w:rPr>
+      </w:pPr>
+    </w:p>
+    <w:p>
+      <w:pPr>
+        <w:spacing w:line="360" w:lineRule="auto"/>
+        <w:rPr>
+          <w:rFonts w:ascii="Arial" w:hAnsi="Arial" w:cs="Arial"/>
+        </w:rPr>
+      </w:pPr>
+    </w:p>
+    <w:p>
+      <w:pPr>
+        <w:spacing w:line="360" w:lineRule="auto"/>
+        <w:rPr>
+          <w:rFonts w:ascii="Arial" w:hAnsi="Arial" w:cs="Arial"/>
+        </w:rPr>
+      </w:pPr>
+    </w:p>
+    <w:p>
+      <w:pPr>
+        <w:spacing w:line="360" w:lineRule="auto"/>
+        <w:rPr>
+          <w:rFonts w:ascii="Arial" w:hAnsi="Arial" w:cs="Arial"/>
+        </w:rPr>
+      </w:pPr>
+    </w:p>
+    <w:p>
+      <w:pPr>
+        <w:spacing w:line="360" w:lineRule="auto"/>
+        <w:rPr>
+          <w:rFonts w:ascii="Arial" w:hAnsi="Arial" w:cs="Arial"/>
+        </w:rPr>
+      </w:pPr>
+    </w:p>
+    <w:p>
+      <w:pPr>
+        <w:spacing w:line="360" w:lineRule="auto"/>
+        <w:rPr>
+          <w:rFonts w:ascii="Arial" w:hAnsi="Arial" w:cs="Arial"/>
+        </w:rPr>
+      </w:pPr>
+    </w:p>
+    <w:p>
+      <w:pPr>
+        <w:spacing w:line="360" w:lineRule="auto"/>
+        <w:rPr>
+          <w:rFonts w:ascii="Arial" w:hAnsi="Arial" w:cs="Arial"/>
+        </w:rPr>
+      </w:pPr>
+    </w:p>
+    <w:p>
+      <w:pPr>
+        <w:spacing w:line="360" w:lineRule="auto"/>
+        <w:rPr>
+          <w:rFonts w:ascii="Arial" w:hAnsi="Arial" w:cs="Arial"/>
+        </w:rPr>
+      </w:pPr>
+    </w:p>
+    <w:p>
+      <w:pPr>
+        <w:spacing w:line="360" w:lineRule="auto"/>
         <w:jc w:val="center"/>
         <w:rPr>
           <w:rFonts w:ascii="Arial" w:hAnsi="Arial" w:cs="Arial"/>
-          <w:b/>
-          <w:bCs/>
-          <w:sz w:val="32"/>
-          <w:szCs w:val="32"/>
-        </w:rPr>
-      </w:pPr>
-    </w:p>
-    <w:p>
-      <w:pPr>
-        <w:jc w:val="center"/>
-        <w:rPr>
-          <w:rFonts w:ascii="Arial" w:hAnsi="Arial" w:cs="Arial"/>
-        </w:rPr>
-      </w:pPr>
-      <w:r>
-        <w:rPr>
-          <w:rFonts w:ascii="Arial" w:hAnsi="Arial" w:cs="Arial"/>
-          <w:b/>
-          <w:bCs/>
-          <w:sz w:val="32"/>
-          <w:szCs w:val="32"/>
+          <w:sz w:val="20"/>
+          <w:szCs w:val="20"/>
+        </w:rPr>
+      </w:pPr>
+      <w:r>
+        <w:rPr>
+          <w:rFonts w:ascii="Arial" w:hAnsi="Arial" w:cs="Arial"/>
+          <w:b/>
+          <w:bCs/>
         </w:rPr>
         <w:lastRenderedPageBreak/>
         <w:t>Task 3 Write-up</w:t>
@@ -1450,6 +1354,7 @@
     </w:p>
     <w:p>
       <w:pPr>
+        <w:spacing w:line="360" w:lineRule="auto"/>
         <w:rPr>
           <w:rFonts w:ascii="Arial" w:hAnsi="Arial" w:cs="Arial"/>
         </w:rPr>
@@ -1463,6 +1368,7 @@
     </w:p>
     <w:p>
       <w:pPr>
+        <w:spacing w:line="360" w:lineRule="auto"/>
         <w:rPr>
           <w:rFonts w:ascii="Arial" w:hAnsi="Arial" w:cs="Arial"/>
         </w:rPr>
@@ -1473,7 +1379,6 @@
         </w:rPr>
         <w:t xml:space="preserve">First, I utilized </w:t>
       </w:r>
-      <w:proofErr w:type="spellStart"/>
       <w:r>
         <w:rPr>
           <w:rFonts w:ascii="Arial" w:hAnsi="Arial" w:cs="Arial"/>
@@ -1482,7 +1387,6 @@
         </w:rPr>
         <w:t>HackerRank</w:t>
       </w:r>
-      <w:proofErr w:type="spellEnd"/>
       <w:r>
         <w:rPr>
           <w:rFonts w:ascii="Arial" w:hAnsi="Arial" w:cs="Arial"/>
@@ -1492,6 +1396,7 @@
     </w:p>
     <w:p>
       <w:pPr>
+        <w:spacing w:line="360" w:lineRule="auto"/>
         <w:rPr>
           <w:rFonts w:ascii="Arial" w:hAnsi="Arial" w:cs="Arial"/>
         </w:rPr>
@@ -1542,162 +1447,332 @@
         <w:rPr>
           <w:rFonts w:ascii="Arial" w:hAnsi="Arial" w:cs="Arial"/>
         </w:rPr>
-        <w:t xml:space="preserve"> to track and </w:t>
-      </w:r>
-      <w:proofErr w:type="spellStart"/>
-      <w:r>
-        <w:rPr>
-          <w:rFonts w:ascii="Arial" w:hAnsi="Arial" w:cs="Arial"/>
-        </w:rPr>
-        <w:t>analyze</w:t>
-      </w:r>
-      <w:proofErr w:type="spellEnd"/>
-      <w:r>
-        <w:rPr>
-          <w:rFonts w:ascii="Arial" w:hAnsi="Arial" w:cs="Arial"/>
-        </w:rPr>
-        <w:t xml:space="preserve"> responses in real-time. This taught me how to bridge the gap between data collection and data interpretation.</w:t>
-      </w:r>
-    </w:p>
-    <w:p>
-      <w:pPr>
-        <w:rPr>
-          <w:rFonts w:ascii="Arial" w:hAnsi="Arial" w:cs="Arial"/>
-        </w:rPr>
-      </w:pPr>
-      <w:r>
-        <w:rPr>
-          <w:rFonts w:ascii="Arial" w:hAnsi="Arial" w:cs="Arial"/>
-        </w:rPr>
-        <w:t xml:space="preserve">Academically, these tools are game-changers. Mastering Python through platforms like </w:t>
-      </w:r>
-      <w:proofErr w:type="spellStart"/>
-      <w:r>
-        <w:rPr>
-          <w:rFonts w:ascii="Arial" w:hAnsi="Arial" w:cs="Arial"/>
-        </w:rPr>
-        <w:t>HackerRank</w:t>
-      </w:r>
-      <w:proofErr w:type="spellEnd"/>
-      <w:r>
-        <w:rPr>
-          <w:rFonts w:ascii="Arial" w:hAnsi="Arial" w:cs="Arial"/>
-        </w:rPr>
-        <w:t xml:space="preserve"> prepares me for technical coursework and research data analysis. Meanwhile, proficiency with the Google Workspace suite ensures I can conduct efficient academic surveys and manage my project data with professional precision. These experiences have shifted my perspective from being a passive user of technology to an active, informed creator.</w:t>
-      </w:r>
-    </w:p>
-    <w:p>
-      <w:pPr>
-        <w:rPr>
-          <w:rFonts w:ascii="Arial" w:hAnsi="Arial" w:cs="Arial"/>
-        </w:rPr>
-      </w:pPr>
-    </w:p>
-    <w:p>
-      <w:pPr>
-        <w:rPr>
-          <w:rFonts w:ascii="Arial" w:hAnsi="Arial" w:cs="Arial"/>
-        </w:rPr>
-      </w:pPr>
-    </w:p>
-    <w:p>
-      <w:pPr>
-        <w:rPr>
-          <w:rFonts w:ascii="Arial" w:hAnsi="Arial" w:cs="Arial"/>
-        </w:rPr>
-      </w:pPr>
-    </w:p>
-    <w:p>
-      <w:pPr>
-        <w:rPr>
-          <w:rFonts w:ascii="Arial" w:hAnsi="Arial" w:cs="Arial"/>
-        </w:rPr>
-      </w:pPr>
-    </w:p>
-    <w:p>
-      <w:pPr>
-        <w:rPr>
-          <w:rFonts w:ascii="Arial" w:hAnsi="Arial" w:cs="Arial"/>
-        </w:rPr>
-      </w:pPr>
-    </w:p>
-    <w:p>
-      <w:pPr>
-        <w:rPr>
-          <w:rFonts w:ascii="Arial" w:hAnsi="Arial" w:cs="Arial"/>
-        </w:rPr>
-      </w:pPr>
-    </w:p>
-    <w:p>
-      <w:pPr>
-        <w:rPr>
-          <w:rFonts w:ascii="Arial" w:hAnsi="Arial" w:cs="Arial"/>
-        </w:rPr>
-      </w:pPr>
-    </w:p>
-    <w:p>
-      <w:pPr>
-        <w:rPr>
-          <w:rFonts w:ascii="Arial" w:hAnsi="Arial" w:cs="Arial"/>
-        </w:rPr>
-      </w:pPr>
-    </w:p>
-    <w:p>
-      <w:pPr>
-        <w:rPr>
-          <w:rFonts w:ascii="Arial" w:hAnsi="Arial" w:cs="Arial"/>
-        </w:rPr>
-      </w:pPr>
-    </w:p>
-    <w:p>
-      <w:pPr>
-        <w:rPr>
-          <w:rFonts w:ascii="Arial" w:hAnsi="Arial" w:cs="Arial"/>
-        </w:rPr>
-      </w:pPr>
-    </w:p>
-    <w:p>
-      <w:pPr>
-        <w:rPr>
-          <w:rFonts w:ascii="Arial" w:hAnsi="Arial" w:cs="Arial"/>
-        </w:rPr>
-      </w:pPr>
-    </w:p>
-    <w:p>
-      <w:pPr>
-        <w:rPr>
-          <w:rFonts w:ascii="Arial" w:hAnsi="Arial" w:cs="Arial"/>
-        </w:rPr>
-      </w:pPr>
-    </w:p>
-    <w:p>
-      <w:pPr>
-        <w:rPr>
-          <w:rFonts w:ascii="Arial" w:hAnsi="Arial" w:cs="Arial"/>
-        </w:rPr>
-      </w:pPr>
-    </w:p>
-    <w:p>
-      <w:pPr>
-        <w:rPr>
-          <w:rFonts w:ascii="Arial" w:hAnsi="Arial" w:cs="Arial"/>
-        </w:rPr>
-      </w:pPr>
-    </w:p>
-    <w:p>
-      <w:pPr>
+        <w:t xml:space="preserve"> to track and analyze responses in real-time. This taught me how to bridge the gap between data collection and data interpretation.</w:t>
+      </w:r>
+    </w:p>
+    <w:p>
+      <w:pPr>
+        <w:spacing w:line="360" w:lineRule="auto"/>
+        <w:rPr>
+          <w:rFonts w:ascii="Arial" w:hAnsi="Arial" w:cs="Arial"/>
+        </w:rPr>
+      </w:pPr>
+      <w:r>
+        <w:rPr>
+          <w:rFonts w:ascii="Arial" w:hAnsi="Arial" w:cs="Arial"/>
+        </w:rPr>
+        <w:t>Academically, these tools are game-changers. Mastering Python through platforms like HackerRank prepares me for technical coursework and research data analysis. Meanwhile, proficiency with the Google Workspace suite ensures I can conduct efficient academic surveys and manage my project data with professional precision. These experiences have shifted my perspective from being a passive user of technology to an active, informed creator.</w:t>
+      </w:r>
+    </w:p>
+    <w:p>
+      <w:pPr>
+        <w:spacing w:line="360" w:lineRule="auto"/>
+        <w:rPr>
+          <w:rFonts w:ascii="Arial" w:hAnsi="Arial" w:cs="Arial"/>
+        </w:rPr>
+      </w:pPr>
+    </w:p>
+    <w:p>
+      <w:pPr>
+        <w:spacing w:line="360" w:lineRule="auto"/>
+        <w:rPr>
+          <w:rFonts w:ascii="Arial" w:hAnsi="Arial" w:cs="Arial"/>
+        </w:rPr>
+      </w:pPr>
+    </w:p>
+    <w:p>
+      <w:pPr>
+        <w:spacing w:line="360" w:lineRule="auto"/>
+        <w:rPr>
+          <w:rFonts w:ascii="Arial" w:hAnsi="Arial" w:cs="Arial"/>
+        </w:rPr>
+      </w:pPr>
+    </w:p>
+    <w:p>
+      <w:pPr>
+        <w:spacing w:line="360" w:lineRule="auto"/>
+        <w:rPr>
+          <w:rFonts w:ascii="Arial" w:hAnsi="Arial" w:cs="Arial"/>
+        </w:rPr>
+      </w:pPr>
+    </w:p>
+    <w:p>
+      <w:pPr>
+        <w:spacing w:line="360" w:lineRule="auto"/>
+        <w:rPr>
+          <w:rFonts w:ascii="Arial" w:hAnsi="Arial" w:cs="Arial"/>
+        </w:rPr>
+      </w:pPr>
+    </w:p>
+    <w:p>
+      <w:pPr>
+        <w:spacing w:line="360" w:lineRule="auto"/>
+        <w:rPr>
+          <w:rFonts w:ascii="Arial" w:hAnsi="Arial" w:cs="Arial"/>
+        </w:rPr>
+      </w:pPr>
+    </w:p>
+    <w:p>
+      <w:pPr>
+        <w:spacing w:line="360" w:lineRule="auto"/>
+        <w:rPr>
+          <w:rFonts w:ascii="Arial" w:hAnsi="Arial" w:cs="Arial"/>
+        </w:rPr>
+      </w:pPr>
+    </w:p>
+    <w:p>
+      <w:pPr>
+        <w:spacing w:line="360" w:lineRule="auto"/>
+        <w:rPr>
+          <w:rFonts w:ascii="Arial" w:hAnsi="Arial" w:cs="Arial"/>
+        </w:rPr>
+      </w:pPr>
+    </w:p>
+    <w:p>
+      <w:pPr>
+        <w:spacing w:line="360" w:lineRule="auto"/>
+        <w:rPr>
+          <w:rFonts w:ascii="Arial" w:hAnsi="Arial" w:cs="Arial"/>
+        </w:rPr>
+      </w:pPr>
+    </w:p>
+    <w:p>
+      <w:pPr>
+        <w:spacing w:line="360" w:lineRule="auto"/>
         <w:jc w:val="center"/>
         <w:rPr>
           <w:rFonts w:ascii="Arial" w:hAnsi="Arial" w:cs="Arial"/>
-        </w:rPr>
-      </w:pPr>
-      <w:r>
-        <w:rPr>
-          <w:rFonts w:ascii="Arial" w:hAnsi="Arial" w:cs="Arial"/>
-          <w:b/>
-          <w:bCs/>
-          <w:sz w:val="32"/>
-          <w:szCs w:val="32"/>
+          <w:sz w:val="20"/>
+          <w:szCs w:val="20"/>
+        </w:rPr>
+      </w:pPr>
+      <w:r>
+        <w:rPr>
+          <w:rFonts w:ascii="Arial" w:hAnsi="Arial" w:cs="Arial"/>
+          <w:b/>
+          <w:bCs/>
+        </w:rPr>
+        <w:lastRenderedPageBreak/>
+        <w:t>Task 4 Write-up</w:t>
+      </w:r>
+    </w:p>
+    <w:p>
+      <w:pPr>
+        <w:spacing w:line="360" w:lineRule="auto"/>
+        <w:rPr>
+          <w:rFonts w:ascii="Arial" w:hAnsi="Arial" w:cs="Arial"/>
+        </w:rPr>
+      </w:pPr>
+      <w:r>
+        <w:rPr>
+          <w:rFonts w:ascii="Arial" w:hAnsi="Arial" w:cs="Arial"/>
+        </w:rPr>
+        <w:t xml:space="preserve">In the fast-paced world of digital communication, one "private" mistake can have a massive ripple effect on a student’s career. Imagine a student, frustrated by a rigorous course, posting a heated rant about their professor on a private story. They assume it is safe within their circle, but as noted in the </w:t>
+      </w:r>
+      <w:r>
+        <w:rPr>
+          <w:rFonts w:ascii="Arial" w:hAnsi="Arial" w:cs="Arial"/>
+          <w:b/>
+          <w:bCs/>
+        </w:rPr>
+        <w:t>Social Media Don’ts</w:t>
+      </w:r>
+      <w:r>
+        <w:rPr>
+          <w:rFonts w:ascii="Arial" w:hAnsi="Arial" w:cs="Arial"/>
+        </w:rPr>
+        <w:t>, a simple screenshot can make that "private" post permanent and public. When that screenshot reaches the professor or a future employer, it instantly ruins the student’s professional reputation and can lead to disciplinary action or rescinded job offers.</w:t>
+      </w:r>
+    </w:p>
+    <w:p>
+      <w:pPr>
+        <w:spacing w:line="360" w:lineRule="auto"/>
+        <w:rPr>
+          <w:rFonts w:ascii="Arial" w:hAnsi="Arial" w:cs="Arial"/>
+        </w:rPr>
+      </w:pPr>
+      <w:r>
+        <w:rPr>
+          <w:rFonts w:ascii="Arial" w:hAnsi="Arial" w:cs="Arial"/>
+        </w:rPr>
+        <w:t xml:space="preserve">To handle this differently, the student should have practiced </w:t>
+      </w:r>
+      <w:r>
+        <w:rPr>
+          <w:rFonts w:ascii="Arial" w:hAnsi="Arial" w:cs="Arial"/>
+          <w:b/>
+          <w:bCs/>
+        </w:rPr>
+        <w:t>Professional Discretion</w:t>
+      </w:r>
+      <w:r>
+        <w:rPr>
+          <w:rFonts w:ascii="Arial" w:hAnsi="Arial" w:cs="Arial"/>
+        </w:rPr>
+        <w:t xml:space="preserve">. Instead of venting online, they could have sent a respectful, direct email to address their concerns—much like the professional tone used by </w:t>
+      </w:r>
+      <w:r>
+        <w:rPr>
+          <w:rFonts w:ascii="Arial" w:hAnsi="Arial" w:cs="Arial"/>
+          <w:b/>
+          <w:bCs/>
+        </w:rPr>
+        <w:t>Banka Srihitha Reddy</w:t>
+      </w:r>
+      <w:r>
+        <w:rPr>
+          <w:rFonts w:ascii="Arial" w:hAnsi="Arial" w:cs="Arial"/>
+        </w:rPr>
+        <w:t xml:space="preserve"> in her extension request to </w:t>
+      </w:r>
+      <w:r>
+        <w:rPr>
+          <w:rFonts w:ascii="Arial" w:hAnsi="Arial" w:cs="Arial"/>
+          <w:b/>
+          <w:bCs/>
+        </w:rPr>
+        <w:t>Professor Babu</w:t>
+      </w:r>
+      <w:r>
+        <w:rPr>
+          <w:rFonts w:ascii="Arial" w:hAnsi="Arial" w:cs="Arial"/>
+        </w:rPr>
+        <w:t xml:space="preserve">. Additionally, applying the </w:t>
+      </w:r>
+      <w:r>
+        <w:rPr>
+          <w:rFonts w:ascii="Arial" w:hAnsi="Arial" w:cs="Arial"/>
+          <w:b/>
+          <w:bCs/>
+        </w:rPr>
+        <w:t>24-Hour Rule</w:t>
+      </w:r>
+      <w:r>
+        <w:rPr>
+          <w:rFonts w:ascii="Arial" w:hAnsi="Arial" w:cs="Arial"/>
+        </w:rPr>
+        <w:t xml:space="preserve"> would have allowed them to cool down and realize that a momentary post isn't worth a lifelong digital footprint</w:t>
+      </w:r>
+    </w:p>
+    <w:p>
+      <w:pPr>
+        <w:spacing w:line="360" w:lineRule="auto"/>
+        <w:rPr>
+          <w:rFonts w:ascii="Arial" w:hAnsi="Arial" w:cs="Arial"/>
+        </w:rPr>
+      </w:pPr>
+    </w:p>
+    <w:p>
+      <w:pPr>
+        <w:spacing w:line="360" w:lineRule="auto"/>
+        <w:rPr>
+          <w:rFonts w:ascii="Arial" w:hAnsi="Arial" w:cs="Arial"/>
+        </w:rPr>
+      </w:pPr>
+    </w:p>
+    <w:p>
+      <w:pPr>
+        <w:spacing w:line="360" w:lineRule="auto"/>
+        <w:rPr>
+          <w:rFonts w:ascii="Arial" w:hAnsi="Arial" w:cs="Arial"/>
+        </w:rPr>
+      </w:pPr>
+    </w:p>
+    <w:p>
+      <w:pPr>
+        <w:spacing w:line="360" w:lineRule="auto"/>
+        <w:rPr>
+          <w:rFonts w:ascii="Arial" w:hAnsi="Arial" w:cs="Arial"/>
+        </w:rPr>
+      </w:pPr>
+    </w:p>
+    <w:p>
+      <w:pPr>
+        <w:spacing w:line="360" w:lineRule="auto"/>
+        <w:rPr>
+          <w:rFonts w:ascii="Arial" w:hAnsi="Arial" w:cs="Arial"/>
+        </w:rPr>
+      </w:pPr>
+    </w:p>
+    <w:p>
+      <w:pPr>
+        <w:spacing w:line="360" w:lineRule="auto"/>
+        <w:rPr>
+          <w:rFonts w:ascii="Arial" w:hAnsi="Arial" w:cs="Arial"/>
+        </w:rPr>
+      </w:pPr>
+    </w:p>
+    <w:p>
+      <w:pPr>
+        <w:spacing w:line="360" w:lineRule="auto"/>
+        <w:rPr>
+          <w:rFonts w:ascii="Arial" w:hAnsi="Arial" w:cs="Arial"/>
+        </w:rPr>
+      </w:pPr>
+    </w:p>
+    <w:p>
+      <w:pPr>
+        <w:spacing w:line="360" w:lineRule="auto"/>
+        <w:rPr>
+          <w:rFonts w:ascii="Arial" w:hAnsi="Arial" w:cs="Arial"/>
+        </w:rPr>
+      </w:pPr>
+    </w:p>
+    <w:p>
+      <w:pPr>
+        <w:spacing w:line="360" w:lineRule="auto"/>
+        <w:rPr>
+          <w:rFonts w:ascii="Arial" w:hAnsi="Arial" w:cs="Arial"/>
+        </w:rPr>
+      </w:pPr>
+    </w:p>
+    <w:p>
+      <w:pPr>
+        <w:spacing w:line="360" w:lineRule="auto"/>
+        <w:rPr>
+          <w:rFonts w:ascii="Arial" w:hAnsi="Arial" w:cs="Arial"/>
+        </w:rPr>
+      </w:pPr>
+    </w:p>
+    <w:p>
+      <w:pPr>
+        <w:spacing w:line="360" w:lineRule="auto"/>
+        <w:rPr>
+          <w:rFonts w:ascii="Arial" w:hAnsi="Arial" w:cs="Arial"/>
+        </w:rPr>
+      </w:pPr>
+    </w:p>
+    <w:p>
+      <w:pPr>
+        <w:spacing w:line="360" w:lineRule="auto"/>
+        <w:rPr>
+          <w:rFonts w:ascii="Arial" w:hAnsi="Arial" w:cs="Arial"/>
+        </w:rPr>
+      </w:pPr>
+    </w:p>
+    <w:p>
+      <w:pPr>
+        <w:spacing w:line="360" w:lineRule="auto"/>
+        <w:rPr>
+          <w:rFonts w:ascii="Arial" w:hAnsi="Arial" w:cs="Arial"/>
+        </w:rPr>
+      </w:pPr>
+    </w:p>
+    <w:p>
+      <w:pPr>
+        <w:spacing w:line="360" w:lineRule="auto"/>
+        <w:jc w:val="center"/>
+        <w:rPr>
+          <w:rFonts w:ascii="Arial" w:hAnsi="Arial" w:cs="Arial"/>
+          <w:sz w:val="20"/>
+          <w:szCs w:val="20"/>
+        </w:rPr>
+      </w:pPr>
+      <w:r>
+        <w:rPr>
+          <w:rFonts w:ascii="Arial" w:hAnsi="Arial" w:cs="Arial"/>
+          <w:b/>
+          <w:bCs/>
         </w:rPr>
         <w:lastRenderedPageBreak/>
         <w:t xml:space="preserve">Task </w:t>
@@ -1707,383 +1782,830 @@
           <w:rFonts w:ascii="Arial" w:hAnsi="Arial" w:cs="Arial"/>
           <w:b/>
           <w:bCs/>
-          <w:sz w:val="32"/>
-          <w:szCs w:val="32"/>
-        </w:rPr>
-        <w:t>4</w:t>
-      </w:r>
-      <w:r>
-        <w:rPr>
-          <w:rFonts w:ascii="Arial" w:hAnsi="Arial" w:cs="Arial"/>
-          <w:b/>
-          <w:bCs/>
-          <w:sz w:val="32"/>
-          <w:szCs w:val="32"/>
+        </w:rPr>
+        <w:t>5</w:t>
+      </w:r>
+      <w:r>
+        <w:rPr>
+          <w:rFonts w:ascii="Arial" w:hAnsi="Arial" w:cs="Arial"/>
+          <w:b/>
+          <w:bCs/>
         </w:rPr>
         <w:t xml:space="preserve"> Write-up</w:t>
       </w:r>
     </w:p>
     <w:p>
       <w:pPr>
-        <w:rPr>
-          <w:rFonts w:ascii="Arial" w:hAnsi="Arial" w:cs="Arial"/>
-        </w:rPr>
-      </w:pPr>
-      <w:r>
-        <w:rPr>
-          <w:rFonts w:ascii="Arial" w:hAnsi="Arial" w:cs="Arial"/>
-        </w:rPr>
-        <w:t xml:space="preserve">In the fast-paced world of digital communication, one "private" mistake can have a massive ripple effect on a student’s career. Imagine a student, frustrated by a rigorous course, posting a heated rant about their professor on a private story. They assume it is safe within their circle, but as noted in the </w:t>
-      </w:r>
-      <w:r>
-        <w:rPr>
-          <w:rFonts w:ascii="Arial" w:hAnsi="Arial" w:cs="Arial"/>
-          <w:b/>
-          <w:bCs/>
-        </w:rPr>
-        <w:t>Social Media Don’ts</w:t>
-      </w:r>
-      <w:r>
-        <w:rPr>
-          <w:rFonts w:ascii="Arial" w:hAnsi="Arial" w:cs="Arial"/>
-        </w:rPr>
-        <w:t>, a simple screenshot can make that "private" post permanent and public. When that screenshot reaches the professor or a future employer, it instantly ruins the student’s professional reputation and can lead to disciplinary action or rescinded job offers.</w:t>
-      </w:r>
-    </w:p>
-    <w:p>
-      <w:pPr>
-        <w:rPr>
-          <w:rFonts w:ascii="Arial" w:hAnsi="Arial" w:cs="Arial"/>
-        </w:rPr>
-      </w:pPr>
-      <w:r>
-        <w:rPr>
-          <w:rFonts w:ascii="Arial" w:hAnsi="Arial" w:cs="Arial"/>
-        </w:rPr>
-        <w:t xml:space="preserve">To handle this differently, the student should have practiced </w:t>
-      </w:r>
-      <w:r>
-        <w:rPr>
-          <w:rFonts w:ascii="Arial" w:hAnsi="Arial" w:cs="Arial"/>
-          <w:b/>
-          <w:bCs/>
-        </w:rPr>
-        <w:t>Professional Discretion</w:t>
-      </w:r>
-      <w:r>
-        <w:rPr>
-          <w:rFonts w:ascii="Arial" w:hAnsi="Arial" w:cs="Arial"/>
-        </w:rPr>
-        <w:t xml:space="preserve">. Instead of venting online, they could have sent a respectful, direct email to address their concerns—much like the professional tone used by </w:t>
-      </w:r>
-      <w:r>
-        <w:rPr>
-          <w:rFonts w:ascii="Arial" w:hAnsi="Arial" w:cs="Arial"/>
-          <w:b/>
-          <w:bCs/>
-        </w:rPr>
-        <w:t>Banka Srihitha Reddy</w:t>
-      </w:r>
-      <w:r>
-        <w:rPr>
-          <w:rFonts w:ascii="Arial" w:hAnsi="Arial" w:cs="Arial"/>
-        </w:rPr>
-        <w:t xml:space="preserve"> in her extension request to </w:t>
-      </w:r>
-      <w:r>
-        <w:rPr>
-          <w:rFonts w:ascii="Arial" w:hAnsi="Arial" w:cs="Arial"/>
-          <w:b/>
-          <w:bCs/>
-        </w:rPr>
-        <w:t>Professor Babu</w:t>
-      </w:r>
-      <w:r>
-        <w:rPr>
-          <w:rFonts w:ascii="Arial" w:hAnsi="Arial" w:cs="Arial"/>
-        </w:rPr>
-        <w:t xml:space="preserve">. Additionally, applying the </w:t>
-      </w:r>
-      <w:r>
-        <w:rPr>
-          <w:rFonts w:ascii="Arial" w:hAnsi="Arial" w:cs="Arial"/>
-          <w:b/>
-          <w:bCs/>
-        </w:rPr>
-        <w:t>24-Hour Rule</w:t>
-      </w:r>
-      <w:r>
-        <w:rPr>
-          <w:rFonts w:ascii="Arial" w:hAnsi="Arial" w:cs="Arial"/>
-        </w:rPr>
-        <w:t xml:space="preserve"> would have allowed them to cool down and realize that a momentary post isn't worth a lifelong digital footprint</w:t>
-      </w:r>
-    </w:p>
-    <w:p>
-      <w:pPr>
-        <w:rPr>
-          <w:rFonts w:ascii="Arial" w:hAnsi="Arial" w:cs="Arial"/>
-        </w:rPr>
-      </w:pPr>
-    </w:p>
-    <w:p>
-      <w:pPr>
-        <w:rPr>
-          <w:rFonts w:ascii="Arial" w:hAnsi="Arial" w:cs="Arial"/>
-        </w:rPr>
-      </w:pPr>
-    </w:p>
-    <w:p>
-      <w:pPr>
-        <w:rPr>
-          <w:rFonts w:ascii="Arial" w:hAnsi="Arial" w:cs="Arial"/>
-        </w:rPr>
-      </w:pPr>
-    </w:p>
-    <w:p>
-      <w:pPr>
-        <w:rPr>
-          <w:rFonts w:ascii="Arial" w:hAnsi="Arial" w:cs="Arial"/>
-        </w:rPr>
-      </w:pPr>
-    </w:p>
-    <w:p>
-      <w:pPr>
-        <w:rPr>
-          <w:rFonts w:ascii="Arial" w:hAnsi="Arial" w:cs="Arial"/>
-        </w:rPr>
-      </w:pPr>
-    </w:p>
-    <w:p>
-      <w:pPr>
-        <w:rPr>
-          <w:rFonts w:ascii="Arial" w:hAnsi="Arial" w:cs="Arial"/>
-        </w:rPr>
-      </w:pPr>
-    </w:p>
-    <w:p>
-      <w:pPr>
-        <w:rPr>
-          <w:rFonts w:ascii="Arial" w:hAnsi="Arial" w:cs="Arial"/>
-        </w:rPr>
-      </w:pPr>
-    </w:p>
-    <w:p>
-      <w:pPr>
-        <w:rPr>
-          <w:rFonts w:ascii="Arial" w:hAnsi="Arial" w:cs="Arial"/>
-        </w:rPr>
-      </w:pPr>
-    </w:p>
-    <w:p>
-      <w:pPr>
-        <w:rPr>
-          <w:rFonts w:ascii="Arial" w:hAnsi="Arial" w:cs="Arial"/>
-        </w:rPr>
-      </w:pPr>
-    </w:p>
-    <w:p>
-      <w:pPr>
-        <w:rPr>
-          <w:rFonts w:ascii="Arial" w:hAnsi="Arial" w:cs="Arial"/>
-        </w:rPr>
-      </w:pPr>
-    </w:p>
-    <w:p>
-      <w:pPr>
-        <w:rPr>
-          <w:rFonts w:ascii="Arial" w:hAnsi="Arial" w:cs="Arial"/>
-        </w:rPr>
-      </w:pPr>
-    </w:p>
-    <w:p>
-      <w:pPr>
-        <w:rPr>
-          <w:rFonts w:ascii="Arial" w:hAnsi="Arial" w:cs="Arial"/>
-        </w:rPr>
-      </w:pPr>
-    </w:p>
-    <w:p>
-      <w:pPr>
-        <w:rPr>
-          <w:rFonts w:ascii="Arial" w:hAnsi="Arial" w:cs="Arial"/>
-        </w:rPr>
-      </w:pPr>
-    </w:p>
-    <w:p>
-      <w:pPr>
-        <w:rPr>
-          <w:rFonts w:ascii="Arial" w:hAnsi="Arial" w:cs="Arial"/>
-        </w:rPr>
-      </w:pPr>
-    </w:p>
-    <w:p>
-      <w:pPr>
-        <w:rPr>
-          <w:rFonts w:ascii="Arial" w:hAnsi="Arial" w:cs="Arial"/>
-        </w:rPr>
-      </w:pPr>
-    </w:p>
-    <w:p>
-      <w:pPr>
-        <w:rPr>
-          <w:rFonts w:ascii="Arial" w:hAnsi="Arial" w:cs="Arial"/>
-        </w:rPr>
-      </w:pPr>
-    </w:p>
-    <w:p>
-      <w:pPr>
-        <w:rPr>
-          <w:rFonts w:ascii="Arial" w:hAnsi="Arial" w:cs="Arial"/>
-        </w:rPr>
-      </w:pPr>
-    </w:p>
-    <w:p>
-      <w:pPr>
-        <w:rPr>
-          <w:rFonts w:ascii="Arial" w:hAnsi="Arial" w:cs="Arial"/>
-        </w:rPr>
-      </w:pPr>
-    </w:p>
-    <w:p>
-      <w:pPr>
+        <w:spacing w:line="360" w:lineRule="auto"/>
+        <w:rPr>
+          <w:rFonts w:ascii="Arial" w:hAnsi="Arial" w:cs="Arial"/>
+        </w:rPr>
+      </w:pPr>
+      <w:r>
+        <w:rPr>
+          <w:rFonts w:ascii="Arial" w:hAnsi="Arial" w:cs="Arial"/>
+        </w:rPr>
+        <w:t xml:space="preserve">What surprised me most during this research was the sheer scale of the </w:t>
+      </w:r>
+      <w:r>
+        <w:rPr>
+          <w:rFonts w:ascii="Arial" w:hAnsi="Arial" w:cs="Arial"/>
+          <w:b/>
+          <w:bCs/>
+        </w:rPr>
+        <w:t>Change Healthcare</w:t>
+      </w:r>
+      <w:r>
+        <w:rPr>
+          <w:rFonts w:ascii="Arial" w:hAnsi="Arial" w:cs="Arial"/>
+        </w:rPr>
+        <w:t xml:space="preserve"> attack and how a single, basic security lapse could ripple through the lives of millions. It is chilling to realize that a group of hackers could sit silently inside a network for over a week, mapping out sensitive data before anyone even noticed they were there. Seeing that the medical records of </w:t>
+      </w:r>
+      <w:r>
+        <w:rPr>
+          <w:rFonts w:ascii="Arial" w:hAnsi="Arial" w:cs="Arial"/>
+          <w:b/>
+          <w:bCs/>
+        </w:rPr>
+        <w:t>one-third of all Americans</w:t>
+      </w:r>
+      <w:r>
+        <w:rPr>
+          <w:rFonts w:ascii="Arial" w:hAnsi="Arial" w:cs="Arial"/>
+        </w:rPr>
+        <w:t xml:space="preserve"> were exposed really drives home the fact that these aren't just corporate data breaches—they are massive violations of our personal lives.</w:t>
+      </w:r>
+    </w:p>
+    <w:p>
+      <w:pPr>
+        <w:spacing w:line="360" w:lineRule="auto"/>
+        <w:rPr>
+          <w:rFonts w:ascii="Arial" w:hAnsi="Arial" w:cs="Arial"/>
+        </w:rPr>
+      </w:pPr>
+      <w:r>
+        <w:rPr>
+          <w:rFonts w:ascii="Arial" w:hAnsi="Arial" w:cs="Arial"/>
+        </w:rPr>
+        <w:t xml:space="preserve">The one habit I am personally changing immediately is my over-reliance on simple passwords. Realizing that hackers often use stolen credentials to walk through "open doors" has pushed me to finally set up a </w:t>
+      </w:r>
+      <w:r>
+        <w:rPr>
+          <w:rFonts w:ascii="Arial" w:hAnsi="Arial" w:cs="Arial"/>
+          <w:b/>
+          <w:bCs/>
+        </w:rPr>
+        <w:t>password manager</w:t>
+      </w:r>
+      <w:r>
+        <w:rPr>
+          <w:rFonts w:ascii="Arial" w:hAnsi="Arial" w:cs="Arial"/>
+        </w:rPr>
+        <w:t xml:space="preserve"> and enable </w:t>
+      </w:r>
+      <w:r>
+        <w:rPr>
+          <w:rFonts w:ascii="Arial" w:hAnsi="Arial" w:cs="Arial"/>
+          <w:b/>
+          <w:bCs/>
+        </w:rPr>
+        <w:t>Multi-Factor Authentication (MFA)</w:t>
+      </w:r>
+      <w:r>
+        <w:rPr>
+          <w:rFonts w:ascii="Arial" w:hAnsi="Arial" w:cs="Arial"/>
+        </w:rPr>
+        <w:t xml:space="preserve"> on all my accounts. I used to think of MFA as a minor annoyance, but seeing how its absence led to a </w:t>
+      </w:r>
+      <w:r>
+        <w:rPr>
+          <w:rFonts w:ascii="Arial" w:hAnsi="Arial" w:cs="Arial"/>
+          <w:b/>
+          <w:bCs/>
+        </w:rPr>
+        <w:t>$22 million</w:t>
+      </w:r>
+      <w:r>
+        <w:rPr>
+          <w:rFonts w:ascii="Arial" w:hAnsi="Arial" w:cs="Arial"/>
+        </w:rPr>
+        <w:t xml:space="preserve"> ransom and prevented people from getting their medicine makes it clear that those extra few seconds of security are absolutely non-negotiable</w:t>
+      </w:r>
+      <w:r>
+        <w:rPr>
+          <w:rFonts w:ascii="Arial" w:hAnsi="Arial" w:cs="Arial"/>
+        </w:rPr>
+        <w:t>.</w:t>
+      </w:r>
+    </w:p>
+    <w:p>
+      <w:pPr>
+        <w:spacing w:line="360" w:lineRule="auto"/>
+        <w:rPr>
+          <w:rFonts w:ascii="Arial" w:hAnsi="Arial" w:cs="Arial"/>
+        </w:rPr>
+      </w:pPr>
+    </w:p>
+    <w:p>
+      <w:pPr>
+        <w:spacing w:line="360" w:lineRule="auto"/>
+        <w:rPr>
+          <w:rFonts w:ascii="Arial" w:hAnsi="Arial" w:cs="Arial"/>
+        </w:rPr>
+      </w:pPr>
+    </w:p>
+    <w:p>
+      <w:pPr>
+        <w:spacing w:line="360" w:lineRule="auto"/>
+        <w:rPr>
+          <w:rFonts w:ascii="Arial" w:hAnsi="Arial" w:cs="Arial"/>
+        </w:rPr>
+      </w:pPr>
+    </w:p>
+    <w:p>
+      <w:pPr>
+        <w:spacing w:line="360" w:lineRule="auto"/>
+        <w:rPr>
+          <w:rFonts w:ascii="Arial" w:hAnsi="Arial" w:cs="Arial"/>
+        </w:rPr>
+      </w:pPr>
+    </w:p>
+    <w:p>
+      <w:pPr>
+        <w:spacing w:line="360" w:lineRule="auto"/>
+        <w:rPr>
+          <w:rFonts w:ascii="Arial" w:hAnsi="Arial" w:cs="Arial"/>
+        </w:rPr>
+      </w:pPr>
+    </w:p>
+    <w:p>
+      <w:pPr>
+        <w:spacing w:line="360" w:lineRule="auto"/>
+        <w:rPr>
+          <w:rFonts w:ascii="Arial" w:hAnsi="Arial" w:cs="Arial"/>
+        </w:rPr>
+      </w:pPr>
+    </w:p>
+    <w:p>
+      <w:pPr>
+        <w:spacing w:line="360" w:lineRule="auto"/>
+        <w:rPr>
+          <w:rFonts w:ascii="Arial" w:hAnsi="Arial" w:cs="Arial"/>
+        </w:rPr>
+      </w:pPr>
+    </w:p>
+    <w:p>
+      <w:pPr>
+        <w:spacing w:line="360" w:lineRule="auto"/>
+        <w:rPr>
+          <w:rFonts w:ascii="Arial" w:hAnsi="Arial" w:cs="Arial"/>
+        </w:rPr>
+      </w:pPr>
+    </w:p>
+    <w:p>
+      <w:pPr>
+        <w:spacing w:line="360" w:lineRule="auto"/>
+        <w:rPr>
+          <w:rFonts w:ascii="Arial" w:hAnsi="Arial" w:cs="Arial"/>
+        </w:rPr>
+      </w:pPr>
+    </w:p>
+    <w:p>
+      <w:pPr>
+        <w:spacing w:line="360" w:lineRule="auto"/>
+        <w:rPr>
+          <w:rFonts w:ascii="Arial" w:hAnsi="Arial" w:cs="Arial"/>
+        </w:rPr>
+      </w:pPr>
+    </w:p>
+    <w:p>
+      <w:pPr>
+        <w:spacing w:line="360" w:lineRule="auto"/>
+        <w:rPr>
+          <w:rFonts w:ascii="Arial" w:hAnsi="Arial" w:cs="Arial"/>
+        </w:rPr>
+      </w:pPr>
+    </w:p>
+    <w:p>
+      <w:pPr>
+        <w:spacing w:line="360" w:lineRule="auto"/>
+        <w:rPr>
+          <w:rFonts w:ascii="Arial" w:hAnsi="Arial" w:cs="Arial"/>
+        </w:rPr>
+      </w:pPr>
+    </w:p>
+    <w:p>
+      <w:pPr>
+        <w:spacing w:line="360" w:lineRule="auto"/>
+        <w:rPr>
+          <w:rFonts w:ascii="Arial" w:hAnsi="Arial" w:cs="Arial"/>
+        </w:rPr>
+      </w:pPr>
+    </w:p>
+    <w:p>
+      <w:pPr>
+        <w:spacing w:line="360" w:lineRule="auto"/>
+        <w:rPr>
+          <w:rFonts w:ascii="Arial" w:hAnsi="Arial" w:cs="Arial"/>
+          <w:b/>
+          <w:bCs/>
+        </w:rPr>
+      </w:pPr>
+      <w:r>
+        <w:rPr>
+          <w:rFonts w:ascii="Arial" w:hAnsi="Arial" w:cs="Arial"/>
+          <w:b/>
+          <w:bCs/>
+        </w:rPr>
+        <w:lastRenderedPageBreak/>
+        <w:t>Conclusion</w:t>
+      </w:r>
+    </w:p>
+    <w:p>
+      <w:pPr>
+        <w:spacing w:line="360" w:lineRule="auto"/>
+        <w:rPr>
+          <w:rFonts w:ascii="Arial" w:hAnsi="Arial" w:cs="Arial"/>
+        </w:rPr>
+      </w:pPr>
+      <w:r>
+        <w:rPr>
+          <w:rFonts w:ascii="Arial" w:hAnsi="Arial" w:cs="Arial"/>
+        </w:rPr>
+        <w:t>The Digital Literacy Project is a step away from passively consuming information and toward actively and safely creating it. By doing these five things, I have combined basic internet skills with advanced engineering skills.</w:t>
+      </w:r>
+      <w:r>
+        <w:rPr>
+          <w:rFonts w:ascii="Arial" w:hAnsi="Arial" w:cs="Arial"/>
+        </w:rPr>
+        <w:br/>
+      </w:r>
+      <w:r>
+        <w:rPr>
+          <w:rFonts w:ascii="Arial" w:hAnsi="Arial" w:cs="Arial"/>
+        </w:rPr>
+        <w:br/>
+        <w:t>Some of the most important things that have happened are:</w:t>
+      </w:r>
+      <w:r>
+        <w:rPr>
+          <w:rFonts w:ascii="Arial" w:hAnsi="Arial" w:cs="Arial"/>
+        </w:rPr>
+        <w:br/>
+      </w:r>
+      <w:r>
+        <w:rPr>
+          <w:rFonts w:ascii="Arial" w:hAnsi="Arial" w:cs="Arial"/>
+        </w:rPr>
+        <w:br/>
+        <w:t xml:space="preserve">Professional Foundation: Set up LinkedIn, GitHub, and Kaggle profiles to show </w:t>
+      </w:r>
+      <w:r>
+        <w:rPr>
+          <w:rFonts w:ascii="Arial" w:hAnsi="Arial" w:cs="Arial"/>
+        </w:rPr>
+        <w:t xml:space="preserve">my progress </w:t>
+      </w:r>
+      <w:r>
+        <w:rPr>
+          <w:rFonts w:ascii="Arial" w:hAnsi="Arial" w:cs="Arial"/>
+        </w:rPr>
+        <w:t>throughout my school and college years.</w:t>
+      </w:r>
+      <w:r>
+        <w:rPr>
+          <w:rFonts w:ascii="Arial" w:hAnsi="Arial" w:cs="Arial"/>
+        </w:rPr>
+        <w:br/>
+      </w:r>
+      <w:r>
+        <w:rPr>
+          <w:rFonts w:ascii="Arial" w:hAnsi="Arial" w:cs="Arial"/>
+        </w:rPr>
+        <w:br/>
+        <w:t>Changes in security: Learning about major breaches, such as the Change Healthcare attack, changed my mind about cybersecurity from a "minor annoyance" to important habits like using MFA and password managers.</w:t>
+      </w:r>
+      <w:r>
+        <w:rPr>
+          <w:rFonts w:ascii="Arial" w:hAnsi="Arial" w:cs="Arial"/>
+        </w:rPr>
+        <w:br/>
+      </w:r>
+      <w:r>
+        <w:rPr>
+          <w:rFonts w:ascii="Arial" w:hAnsi="Arial" w:cs="Arial"/>
+        </w:rPr>
+        <w:br/>
+        <w:t>Digital Responsibility: Used tools like the "24-Hour Rule" to keep a professional digital presence.</w:t>
+      </w:r>
+      <w:r>
+        <w:rPr>
+          <w:rFonts w:ascii="Arial" w:hAnsi="Arial" w:cs="Arial"/>
+        </w:rPr>
+        <w:br/>
+      </w:r>
+      <w:r>
+        <w:rPr>
+          <w:rFonts w:ascii="Arial" w:hAnsi="Arial" w:cs="Arial"/>
+        </w:rPr>
+        <w:br/>
+        <w:t>In the end, this toolkit gives you a useful guide for using the internet with a purpose and getting ready for both a BTech program and the needs of the aerospace industry.</w:t>
+      </w:r>
+    </w:p>
+    <w:p>
+      <w:pPr>
+        <w:spacing w:line="360" w:lineRule="auto"/>
+        <w:rPr>
+          <w:rFonts w:ascii="Arial" w:hAnsi="Arial" w:cs="Arial"/>
+        </w:rPr>
+      </w:pPr>
+    </w:p>
+    <w:p>
+      <w:pPr>
+        <w:spacing w:line="360" w:lineRule="auto"/>
+        <w:rPr>
+          <w:rFonts w:ascii="Arial" w:hAnsi="Arial" w:cs="Arial"/>
+        </w:rPr>
+      </w:pPr>
+    </w:p>
+    <w:p>
+      <w:pPr>
+        <w:spacing w:line="360" w:lineRule="auto"/>
+        <w:rPr>
+          <w:rFonts w:ascii="Arial" w:hAnsi="Arial" w:cs="Arial"/>
+        </w:rPr>
+      </w:pPr>
+    </w:p>
+    <w:p>
+      <w:pPr>
+        <w:spacing w:line="360" w:lineRule="auto"/>
+        <w:rPr>
+          <w:rFonts w:ascii="Arial" w:hAnsi="Arial" w:cs="Arial"/>
+        </w:rPr>
+      </w:pPr>
+    </w:p>
+    <w:p>
+      <w:pPr>
+        <w:spacing w:line="360" w:lineRule="auto"/>
+        <w:rPr>
+          <w:rFonts w:ascii="Arial" w:hAnsi="Arial" w:cs="Arial"/>
+        </w:rPr>
+      </w:pPr>
+    </w:p>
+    <w:p>
+      <w:pPr>
+        <w:spacing w:line="360" w:lineRule="auto"/>
+        <w:rPr>
+          <w:rFonts w:ascii="Arial" w:hAnsi="Arial" w:cs="Arial"/>
+        </w:rPr>
+      </w:pPr>
+    </w:p>
+    <w:p>
+      <w:pPr>
+        <w:spacing w:line="360" w:lineRule="auto"/>
+        <w:rPr>
+          <w:rFonts w:ascii="Arial" w:hAnsi="Arial" w:cs="Arial"/>
+        </w:rPr>
+      </w:pPr>
+    </w:p>
+    <w:p>
+      <w:pPr>
+        <w:spacing w:line="360" w:lineRule="auto"/>
+        <w:rPr>
+          <w:rFonts w:ascii="Arial" w:hAnsi="Arial" w:cs="Arial"/>
+        </w:rPr>
+      </w:pPr>
+    </w:p>
+    <w:p>
+      <w:pPr>
+        <w:spacing w:line="360" w:lineRule="auto"/>
+        <w:rPr>
+          <w:rFonts w:ascii="Arial" w:hAnsi="Arial" w:cs="Arial"/>
+        </w:rPr>
+      </w:pPr>
+    </w:p>
+    <w:p>
+      <w:pPr>
+        <w:spacing w:line="360" w:lineRule="auto"/>
         <w:jc w:val="center"/>
         <w:rPr>
           <w:rFonts w:ascii="Arial" w:hAnsi="Arial" w:cs="Arial"/>
-        </w:rPr>
-      </w:pPr>
-      <w:r>
-        <w:rPr>
-          <w:rFonts w:ascii="Arial" w:hAnsi="Arial" w:cs="Arial"/>
-          <w:b/>
-          <w:bCs/>
-          <w:sz w:val="32"/>
-          <w:szCs w:val="32"/>
+          <w:b/>
+          <w:bCs/>
+        </w:rPr>
+      </w:pPr>
+      <w:r>
+        <w:rPr>
+          <w:rFonts w:ascii="Arial" w:hAnsi="Arial" w:cs="Arial"/>
+          <w:b/>
+          <w:bCs/>
         </w:rPr>
         <w:lastRenderedPageBreak/>
-        <w:t xml:space="preserve">Task </w:t>
-      </w:r>
-      <w:r>
-        <w:rPr>
-          <w:rFonts w:ascii="Arial" w:hAnsi="Arial" w:cs="Arial"/>
-          <w:b/>
-          <w:bCs/>
-          <w:sz w:val="32"/>
-          <w:szCs w:val="32"/>
-        </w:rPr>
-        <w:t>5</w:t>
-      </w:r>
-      <w:r>
-        <w:rPr>
-          <w:rFonts w:ascii="Arial" w:hAnsi="Arial" w:cs="Arial"/>
-          <w:b/>
-          <w:bCs/>
-          <w:sz w:val="32"/>
-          <w:szCs w:val="32"/>
-        </w:rPr>
-        <w:t xml:space="preserve"> Write-up</w:t>
-      </w:r>
-    </w:p>
-    <w:p>
-      <w:pPr>
-        <w:rPr>
-          <w:rFonts w:ascii="Arial" w:hAnsi="Arial" w:cs="Arial"/>
-        </w:rPr>
-      </w:pPr>
-      <w:r>
-        <w:rPr>
-          <w:rFonts w:ascii="Arial" w:hAnsi="Arial" w:cs="Arial"/>
-        </w:rPr>
-        <w:t xml:space="preserve">What surprised me most during this research was the sheer scale of the </w:t>
-      </w:r>
-      <w:r>
-        <w:rPr>
-          <w:rFonts w:ascii="Arial" w:hAnsi="Arial" w:cs="Arial"/>
-          <w:b/>
-          <w:bCs/>
-        </w:rPr>
-        <w:t>Change Healthcare</w:t>
-      </w:r>
-      <w:r>
-        <w:rPr>
-          <w:rFonts w:ascii="Arial" w:hAnsi="Arial" w:cs="Arial"/>
-        </w:rPr>
-        <w:t xml:space="preserve"> attack and how a single, basic security lapse could ripple through the lives of millions. It is chilling to realize that a group of hackers could sit silently inside a network for over a week, mapping out sensitive data before anyone even noticed they were there. Seeing that the medical records of </w:t>
-      </w:r>
-      <w:r>
-        <w:rPr>
-          <w:rFonts w:ascii="Arial" w:hAnsi="Arial" w:cs="Arial"/>
-          <w:b/>
-          <w:bCs/>
-        </w:rPr>
-        <w:t>one-third of all Americans</w:t>
-      </w:r>
-      <w:r>
-        <w:rPr>
-          <w:rFonts w:ascii="Arial" w:hAnsi="Arial" w:cs="Arial"/>
-        </w:rPr>
-        <w:t xml:space="preserve"> were exposed really drives home the fact that these aren't just corporate data breaches—they are massive violations of our personal lives.</w:t>
-      </w:r>
-    </w:p>
-    <w:p>
-      <w:pPr>
-        <w:rPr>
-          <w:rFonts w:ascii="Arial" w:hAnsi="Arial" w:cs="Arial"/>
-        </w:rPr>
-      </w:pPr>
-      <w:r>
-        <w:rPr>
-          <w:rFonts w:ascii="Arial" w:hAnsi="Arial" w:cs="Arial"/>
-        </w:rPr>
-        <w:t xml:space="preserve">The one habit I am personally changing immediately is my over-reliance on simple passwords. Realizing that hackers often use stolen credentials to walk through "open doors" has pushed me to finally set up a </w:t>
-      </w:r>
-      <w:r>
-        <w:rPr>
-          <w:rFonts w:ascii="Arial" w:hAnsi="Arial" w:cs="Arial"/>
-          <w:b/>
-          <w:bCs/>
-        </w:rPr>
-        <w:t>password manager</w:t>
-      </w:r>
-      <w:r>
-        <w:rPr>
-          <w:rFonts w:ascii="Arial" w:hAnsi="Arial" w:cs="Arial"/>
-        </w:rPr>
-        <w:t xml:space="preserve"> and enable </w:t>
-      </w:r>
-      <w:r>
-        <w:rPr>
-          <w:rFonts w:ascii="Arial" w:hAnsi="Arial" w:cs="Arial"/>
-          <w:b/>
-          <w:bCs/>
-        </w:rPr>
-        <w:t>Multi-Factor Authentication (MFA)</w:t>
-      </w:r>
-      <w:r>
-        <w:rPr>
-          <w:rFonts w:ascii="Arial" w:hAnsi="Arial" w:cs="Arial"/>
-        </w:rPr>
-        <w:t xml:space="preserve"> on all my accounts. I used to think of MFA as a minor annoyance, but seeing how its absence led to a </w:t>
-      </w:r>
-      <w:r>
-        <w:rPr>
-          <w:rFonts w:ascii="Arial" w:hAnsi="Arial" w:cs="Arial"/>
-          <w:b/>
-          <w:bCs/>
-        </w:rPr>
-        <w:t>$22 million</w:t>
-      </w:r>
-      <w:r>
-        <w:rPr>
-          <w:rFonts w:ascii="Arial" w:hAnsi="Arial" w:cs="Arial"/>
-        </w:rPr>
-        <w:t xml:space="preserve"> ransom and prevented people from getting their medicine makes it clear that those extra few seconds of security are absolutely non-negotiable</w:t>
-      </w:r>
-      <w:r>
-        <w:rPr>
-          <w:rFonts w:ascii="Arial" w:hAnsi="Arial" w:cs="Arial"/>
-        </w:rPr>
-        <w:t>.</w:t>
+        <w:t>Reference</w:t>
+      </w:r>
+    </w:p>
+    <w:p>
+      <w:pPr>
+        <w:spacing w:line="360" w:lineRule="auto"/>
+        <w:rPr>
+          <w:rFonts w:ascii="Arial" w:hAnsi="Arial" w:cs="Arial"/>
+          <w:b/>
+          <w:bCs/>
+        </w:rPr>
+      </w:pPr>
+      <w:r>
+        <w:rPr>
+          <w:rFonts w:ascii="Arial" w:hAnsi="Arial" w:cs="Arial"/>
+        </w:rPr>
+        <w:t>I</w:t>
+      </w:r>
+      <w:r>
+        <w:rPr>
+          <w:rFonts w:ascii="Arial" w:hAnsi="Arial" w:cs="Arial"/>
+        </w:rPr>
+        <w:t xml:space="preserve"> used the following tools, platforms, and case studies to finish this project: </w:t>
+      </w:r>
+      <w:r>
+        <w:rPr>
+          <w:rFonts w:ascii="Arial" w:hAnsi="Arial" w:cs="Arial"/>
+        </w:rPr>
+        <w:br/>
+      </w:r>
+    </w:p>
+    <w:p>
+      <w:pPr>
+        <w:spacing w:line="360" w:lineRule="auto"/>
+        <w:rPr>
+          <w:rFonts w:ascii="Arial" w:hAnsi="Arial" w:cs="Arial"/>
+          <w:b/>
+          <w:bCs/>
+        </w:rPr>
+      </w:pPr>
+      <w:r>
+        <w:rPr>
+          <w:rFonts w:ascii="Arial" w:hAnsi="Arial" w:cs="Arial"/>
+          <w:b/>
+          <w:bCs/>
+        </w:rPr>
+        <w:t>Tools and Platforms for Technology</w:t>
+      </w:r>
+    </w:p>
+    <w:p>
+      <w:pPr>
+        <w:pStyle w:val="ListParagraph"/>
+        <w:numPr>
+          <w:ilvl w:val="0"/>
+          <w:numId w:val="3"/>
+        </w:numPr>
+        <w:spacing w:line="360" w:lineRule="auto"/>
+        <w:rPr>
+          <w:rFonts w:ascii="Arial" w:hAnsi="Arial" w:cs="Arial"/>
+        </w:rPr>
+      </w:pPr>
+      <w:r>
+        <w:rPr>
+          <w:rFonts w:ascii="Arial" w:hAnsi="Arial" w:cs="Arial"/>
+          <w:b/>
+          <w:bCs/>
+        </w:rPr>
+        <w:t>Canva:</w:t>
+      </w:r>
+      <w:r>
+        <w:rPr>
+          <w:rFonts w:ascii="Arial" w:hAnsi="Arial" w:cs="Arial"/>
+        </w:rPr>
+        <w:t xml:space="preserve"> </w:t>
+      </w:r>
+      <w:hyperlink r:id="rId5" w:history="1">
+        <w:r>
+          <w:rPr>
+            <w:rStyle w:val="Hyperlink"/>
+          </w:rPr>
+          <w:t>http://</w:t>
+        </w:r>
+        <w:r>
+          <w:rPr>
+            <w:rStyle w:val="Hyperlink"/>
+            <w:rFonts w:ascii="Arial" w:hAnsi="Arial" w:cs="Arial"/>
+          </w:rPr>
+          <w:t>www.canva.com</w:t>
+        </w:r>
+        <w:r>
+          <w:rPr>
+            <w:rStyle w:val="Hyperlink"/>
+            <w:rFonts w:ascii="Arial" w:hAnsi="Arial" w:cs="Arial"/>
+          </w:rPr>
+          <w:t>/</w:t>
+        </w:r>
+      </w:hyperlink>
+    </w:p>
+    <w:p>
+      <w:pPr>
+        <w:pStyle w:val="ListParagraph"/>
+        <w:numPr>
+          <w:ilvl w:val="0"/>
+          <w:numId w:val="3"/>
+        </w:numPr>
+        <w:spacing w:line="360" w:lineRule="auto"/>
+        <w:rPr>
+          <w:rFonts w:ascii="Arial" w:hAnsi="Arial" w:cs="Arial"/>
+        </w:rPr>
+      </w:pPr>
+      <w:r>
+        <w:rPr>
+          <w:rFonts w:ascii="Arial" w:hAnsi="Arial" w:cs="Arial"/>
+          <w:b/>
+          <w:bCs/>
+        </w:rPr>
+        <w:t>GitHub:</w:t>
+      </w:r>
+      <w:r>
+        <w:t xml:space="preserve"> </w:t>
+      </w:r>
+      <w:hyperlink r:id="rId6" w:history="1">
+        <w:r>
+          <w:rPr>
+            <w:rStyle w:val="Hyperlink"/>
+          </w:rPr>
+          <w:t>http://www.github.com/</w:t>
+        </w:r>
+      </w:hyperlink>
+    </w:p>
+    <w:p>
+      <w:pPr>
+        <w:pStyle w:val="ListParagraph"/>
+        <w:numPr>
+          <w:ilvl w:val="0"/>
+          <w:numId w:val="3"/>
+        </w:numPr>
+        <w:spacing w:line="360" w:lineRule="auto"/>
+        <w:rPr>
+          <w:rFonts w:ascii="Arial" w:hAnsi="Arial" w:cs="Arial"/>
+        </w:rPr>
+      </w:pPr>
+      <w:r>
+        <w:rPr>
+          <w:rFonts w:ascii="Arial" w:hAnsi="Arial" w:cs="Arial"/>
+          <w:b/>
+          <w:bCs/>
+        </w:rPr>
+        <w:t>LinkedIn:</w:t>
+      </w:r>
+      <w:hyperlink r:id="rId7" w:history="1">
+        <w:r>
+          <w:rPr>
+            <w:rStyle w:val="Hyperlink"/>
+            <w:rFonts w:ascii="Arial" w:hAnsi="Arial" w:cs="Arial"/>
+          </w:rPr>
+          <w:t xml:space="preserve"> </w:t>
+        </w:r>
+        <w:r>
+          <w:rPr>
+            <w:rStyle w:val="Hyperlink"/>
+          </w:rPr>
+          <w:t>http://www</w:t>
+        </w:r>
+        <w:r>
+          <w:rPr>
+            <w:rStyle w:val="Hyperlink"/>
+          </w:rPr>
+          <w:t>.linkedin</w:t>
+        </w:r>
+        <w:r>
+          <w:rPr>
+            <w:rStyle w:val="Hyperlink"/>
+          </w:rPr>
+          <w:t>.com/</w:t>
+        </w:r>
+      </w:hyperlink>
+    </w:p>
+    <w:p>
+      <w:pPr>
+        <w:pStyle w:val="ListParagraph"/>
+        <w:numPr>
+          <w:ilvl w:val="0"/>
+          <w:numId w:val="3"/>
+        </w:numPr>
+        <w:spacing w:line="360" w:lineRule="auto"/>
+        <w:rPr>
+          <w:rFonts w:ascii="Arial" w:hAnsi="Arial" w:cs="Arial"/>
+        </w:rPr>
+      </w:pPr>
+      <w:r>
+        <w:rPr>
+          <w:rFonts w:ascii="Arial" w:hAnsi="Arial" w:cs="Arial"/>
+          <w:b/>
+          <w:bCs/>
+        </w:rPr>
+        <w:t>Kaggle and HackerRank:</w:t>
+      </w:r>
+      <w:r>
+        <w:rPr>
+          <w:rFonts w:ascii="Arial" w:hAnsi="Arial" w:cs="Arial"/>
+        </w:rPr>
+        <w:t xml:space="preserve"> </w:t>
+      </w:r>
+      <w:hyperlink r:id="rId8" w:history="1">
+        <w:r>
+          <w:rPr>
+            <w:rStyle w:val="Hyperlink"/>
+            <w:rFonts w:ascii="Arial" w:hAnsi="Arial" w:cs="Arial"/>
+          </w:rPr>
+          <w:t>https://www.kaggle.com/</w:t>
+        </w:r>
+      </w:hyperlink>
+      <w:r>
+        <w:rPr>
+          <w:rFonts w:ascii="Arial" w:hAnsi="Arial" w:cs="Arial"/>
+        </w:rPr>
+        <w:t xml:space="preserve"> and </w:t>
+      </w:r>
+      <w:hyperlink r:id="rId9" w:history="1">
+        <w:r>
+          <w:rPr>
+            <w:rStyle w:val="Hyperlink"/>
+            <w:rFonts w:ascii="Arial" w:hAnsi="Arial" w:cs="Arial"/>
+          </w:rPr>
+          <w:t>https://www.hackerrank.com/</w:t>
+        </w:r>
+      </w:hyperlink>
+      <w:r>
+        <w:rPr>
+          <w:rFonts w:ascii="Arial" w:hAnsi="Arial" w:cs="Arial"/>
+        </w:rPr>
+        <w:t xml:space="preserve">                                           </w:t>
+      </w:r>
+    </w:p>
+    <w:p>
+      <w:pPr>
+        <w:pStyle w:val="ListParagraph"/>
+        <w:numPr>
+          <w:ilvl w:val="0"/>
+          <w:numId w:val="3"/>
+        </w:numPr>
+        <w:spacing w:line="360" w:lineRule="auto"/>
+        <w:rPr>
+          <w:rFonts w:ascii="Arial" w:hAnsi="Arial" w:cs="Arial"/>
+        </w:rPr>
+      </w:pPr>
+      <w:r>
+        <w:rPr>
+          <w:rFonts w:ascii="Arial" w:hAnsi="Arial" w:cs="Arial"/>
+          <w:b/>
+          <w:bCs/>
+        </w:rPr>
+        <w:t>Google Workspace:</w:t>
+      </w:r>
+      <w:r>
+        <w:rPr>
+          <w:rFonts w:ascii="Arial" w:hAnsi="Arial" w:cs="Arial"/>
+        </w:rPr>
+        <w:t xml:space="preserve"> </w:t>
+      </w:r>
+      <w:hyperlink r:id="rId10" w:history="1">
+        <w:r>
+          <w:rPr>
+            <w:rStyle w:val="Hyperlink"/>
+            <w:rFonts w:ascii="Arial" w:hAnsi="Arial" w:cs="Arial"/>
+          </w:rPr>
+          <w:t>https://workspace.google.com/intl/en_in/</w:t>
+        </w:r>
+      </w:hyperlink>
+      <w:r>
+        <w:rPr>
+          <w:rFonts w:ascii="Arial" w:hAnsi="Arial" w:cs="Arial"/>
+        </w:rPr>
+        <w:t xml:space="preserve"> </w:t>
+      </w:r>
+    </w:p>
+    <w:p>
+      <w:pPr>
+        <w:spacing w:line="360" w:lineRule="auto"/>
+        <w:rPr>
+          <w:rFonts w:ascii="Arial" w:hAnsi="Arial" w:cs="Arial"/>
+          <w:b/>
+          <w:bCs/>
+        </w:rPr>
+      </w:pPr>
+      <w:r>
+        <w:rPr>
+          <w:rFonts w:ascii="Arial" w:hAnsi="Arial" w:cs="Arial"/>
+          <w:b/>
+          <w:bCs/>
+        </w:rPr>
+        <w:t>Ideas and Case Studies</w:t>
+      </w:r>
+    </w:p>
+    <w:p>
+      <w:pPr>
+        <w:pStyle w:val="NormalWeb"/>
+        <w:numPr>
+          <w:ilvl w:val="0"/>
+          <w:numId w:val="4"/>
+        </w:numPr>
+        <w:spacing w:line="360" w:lineRule="auto"/>
+        <w:rPr>
+          <w:rFonts w:ascii="Arial" w:hAnsi="Arial" w:cs="Arial"/>
+          <w:color w:val="2B2D38"/>
+        </w:rPr>
+      </w:pPr>
+      <w:r>
+        <w:rPr>
+          <w:rFonts w:ascii="Arial" w:hAnsi="Arial" w:cs="Arial"/>
+          <w:b/>
+          <w:bCs/>
+          <w:color w:val="2B2D38"/>
+        </w:rPr>
+        <w:t>The Change Healthcare Attack:</w:t>
+      </w:r>
+      <w:r>
+        <w:rPr>
+          <w:rFonts w:ascii="Arial" w:hAnsi="Arial" w:cs="Arial"/>
+          <w:color w:val="2B2D38"/>
+        </w:rPr>
+        <w:t xml:space="preserve"> I looked into this to understand how stealing someones credentials can harm them and why we need something called -factor authentication or MFA for short.</w:t>
+      </w:r>
+    </w:p>
+    <w:p>
+      <w:pPr>
+        <w:pStyle w:val="NormalWeb"/>
+        <w:numPr>
+          <w:ilvl w:val="0"/>
+          <w:numId w:val="4"/>
+        </w:numPr>
+        <w:spacing w:before="150" w:beforeAutospacing="0" w:line="360" w:lineRule="auto"/>
+        <w:rPr>
+          <w:rFonts w:ascii="Arial" w:hAnsi="Arial" w:cs="Arial"/>
+          <w:color w:val="2B2D38"/>
+        </w:rPr>
+      </w:pPr>
+      <w:r>
+        <w:rPr>
+          <w:rFonts w:ascii="Arial" w:hAnsi="Arial" w:cs="Arial"/>
+          <w:b/>
+          <w:bCs/>
+          <w:color w:val="2B2D38"/>
+        </w:rPr>
+        <w:t xml:space="preserve"> Cybersecurity Frameworks:</w:t>
+      </w:r>
+      <w:r>
+        <w:rPr>
+          <w:rFonts w:ascii="Arial" w:hAnsi="Arial" w:cs="Arial"/>
+          <w:color w:val="2B2D38"/>
+        </w:rPr>
+        <w:t xml:space="preserve"> We used some ideas like Zero-Trust, multi-factor authentication and making sure our connections are encrypted.</w:t>
+      </w:r>
+    </w:p>
+    <w:p>
+      <w:pPr>
+        <w:pStyle w:val="NormalWeb"/>
+        <w:numPr>
+          <w:ilvl w:val="0"/>
+          <w:numId w:val="4"/>
+        </w:numPr>
+        <w:spacing w:before="150" w:beforeAutospacing="0" w:line="360" w:lineRule="auto"/>
+        <w:rPr>
+          <w:rFonts w:ascii="Arial" w:hAnsi="Arial" w:cs="Arial"/>
+          <w:color w:val="2B2D38"/>
+        </w:rPr>
+      </w:pPr>
+      <w:r>
+        <w:rPr>
+          <w:rFonts w:ascii="Arial" w:hAnsi="Arial" w:cs="Arial"/>
+          <w:color w:val="2B2D38"/>
+        </w:rPr>
+        <w:t xml:space="preserve"> </w:t>
+      </w:r>
+      <w:r>
+        <w:rPr>
+          <w:rFonts w:ascii="Arial" w:hAnsi="Arial" w:cs="Arial"/>
+          <w:b/>
+          <w:bCs/>
+          <w:color w:val="2B2D38"/>
+        </w:rPr>
+        <w:t>How to Behave Online:</w:t>
+      </w:r>
+      <w:r>
+        <w:rPr>
+          <w:rFonts w:ascii="Arial" w:hAnsi="Arial" w:cs="Arial"/>
+          <w:color w:val="2B2D38"/>
+        </w:rPr>
+        <w:t xml:space="preserve"> I set up some guidelines like "Social Media Don'ts," the "24-Hour Rule,". Rules, for writing professional emails.</w:t>
+      </w:r>
+    </w:p>
+    <w:p>
+      <w:pPr>
+        <w:pStyle w:val="ListParagraph"/>
+        <w:spacing w:line="360" w:lineRule="auto"/>
+        <w:rPr>
+          <w:rFonts w:ascii="Arial" w:hAnsi="Arial" w:cs="Arial"/>
+        </w:rPr>
+      </w:pPr>
+      <w:r>
+        <w:rPr>
+          <w:rFonts w:ascii="Arial" w:hAnsi="Arial" w:cs="Arial"/>
+        </w:rPr>
+        <w:br/>
       </w:r>
     </w:p>
     <w:p>
@@ -2403,11 +2925,243 @@
       </w:rPr>
     </w:lvl>
   </w:abstractNum>
+  <w:abstractNum w:abstractNumId="2" w15:restartNumberingAfterBreak="0">
+    <w:nsid w:val="5D084390"/>
+    <w:multiLevelType w:val="hybridMultilevel"/>
+    <w:tmpl w:val="052CC55E"/>
+    <w:lvl w:ilvl="0" w:tplc="40090001">
+      <w:start w:val="1"/>
+      <w:numFmt w:val="bullet"/>
+      <w:lvlText w:val=""/>
+      <w:lvlJc w:val="left"/>
+      <w:pPr>
+        <w:ind w:left="720" w:hanging="360"/>
+      </w:pPr>
+      <w:rPr>
+        <w:rFonts w:ascii="Symbol" w:hAnsi="Symbol" w:hint="default"/>
+      </w:rPr>
+    </w:lvl>
+    <w:lvl w:ilvl="1" w:tplc="40090003" w:tentative="1">
+      <w:start w:val="1"/>
+      <w:numFmt w:val="bullet"/>
+      <w:lvlText w:val="o"/>
+      <w:lvlJc w:val="left"/>
+      <w:pPr>
+        <w:ind w:left="1440" w:hanging="360"/>
+      </w:pPr>
+      <w:rPr>
+        <w:rFonts w:ascii="Courier New" w:hAnsi="Courier New" w:cs="Courier New" w:hint="default"/>
+      </w:rPr>
+    </w:lvl>
+    <w:lvl w:ilvl="2" w:tplc="40090005" w:tentative="1">
+      <w:start w:val="1"/>
+      <w:numFmt w:val="bullet"/>
+      <w:lvlText w:val=""/>
+      <w:lvlJc w:val="left"/>
+      <w:pPr>
+        <w:ind w:left="2160" w:hanging="360"/>
+      </w:pPr>
+      <w:rPr>
+        <w:rFonts w:ascii="Wingdings" w:hAnsi="Wingdings" w:hint="default"/>
+      </w:rPr>
+    </w:lvl>
+    <w:lvl w:ilvl="3" w:tplc="40090001" w:tentative="1">
+      <w:start w:val="1"/>
+      <w:numFmt w:val="bullet"/>
+      <w:lvlText w:val=""/>
+      <w:lvlJc w:val="left"/>
+      <w:pPr>
+        <w:ind w:left="2880" w:hanging="360"/>
+      </w:pPr>
+      <w:rPr>
+        <w:rFonts w:ascii="Symbol" w:hAnsi="Symbol" w:hint="default"/>
+      </w:rPr>
+    </w:lvl>
+    <w:lvl w:ilvl="4" w:tplc="40090003" w:tentative="1">
+      <w:start w:val="1"/>
+      <w:numFmt w:val="bullet"/>
+      <w:lvlText w:val="o"/>
+      <w:lvlJc w:val="left"/>
+      <w:pPr>
+        <w:ind w:left="3600" w:hanging="360"/>
+      </w:pPr>
+      <w:rPr>
+        <w:rFonts w:ascii="Courier New" w:hAnsi="Courier New" w:cs="Courier New" w:hint="default"/>
+      </w:rPr>
+    </w:lvl>
+    <w:lvl w:ilvl="5" w:tplc="40090005" w:tentative="1">
+      <w:start w:val="1"/>
+      <w:numFmt w:val="bullet"/>
+      <w:lvlText w:val=""/>
+      <w:lvlJc w:val="left"/>
+      <w:pPr>
+        <w:ind w:left="4320" w:hanging="360"/>
+      </w:pPr>
+      <w:rPr>
+        <w:rFonts w:ascii="Wingdings" w:hAnsi="Wingdings" w:hint="default"/>
+      </w:rPr>
+    </w:lvl>
+    <w:lvl w:ilvl="6" w:tplc="40090001" w:tentative="1">
+      <w:start w:val="1"/>
+      <w:numFmt w:val="bullet"/>
+      <w:lvlText w:val=""/>
+      <w:lvlJc w:val="left"/>
+      <w:pPr>
+        <w:ind w:left="5040" w:hanging="360"/>
+      </w:pPr>
+      <w:rPr>
+        <w:rFonts w:ascii="Symbol" w:hAnsi="Symbol" w:hint="default"/>
+      </w:rPr>
+    </w:lvl>
+    <w:lvl w:ilvl="7" w:tplc="40090003" w:tentative="1">
+      <w:start w:val="1"/>
+      <w:numFmt w:val="bullet"/>
+      <w:lvlText w:val="o"/>
+      <w:lvlJc w:val="left"/>
+      <w:pPr>
+        <w:ind w:left="5760" w:hanging="360"/>
+      </w:pPr>
+      <w:rPr>
+        <w:rFonts w:ascii="Courier New" w:hAnsi="Courier New" w:cs="Courier New" w:hint="default"/>
+      </w:rPr>
+    </w:lvl>
+    <w:lvl w:ilvl="8" w:tplc="40090005" w:tentative="1">
+      <w:start w:val="1"/>
+      <w:numFmt w:val="bullet"/>
+      <w:lvlText w:val=""/>
+      <w:lvlJc w:val="left"/>
+      <w:pPr>
+        <w:ind w:left="6480" w:hanging="360"/>
+      </w:pPr>
+      <w:rPr>
+        <w:rFonts w:ascii="Wingdings" w:hAnsi="Wingdings" w:hint="default"/>
+      </w:rPr>
+    </w:lvl>
+  </w:abstractNum>
+  <w:abstractNum w:abstractNumId="3" w15:restartNumberingAfterBreak="0">
+    <w:nsid w:val="69EE22FF"/>
+    <w:multiLevelType w:val="hybridMultilevel"/>
+    <w:tmpl w:val="79007510"/>
+    <w:lvl w:ilvl="0" w:tplc="40090001">
+      <w:start w:val="1"/>
+      <w:numFmt w:val="bullet"/>
+      <w:lvlText w:val=""/>
+      <w:lvlJc w:val="left"/>
+      <w:pPr>
+        <w:ind w:left="720" w:hanging="360"/>
+      </w:pPr>
+      <w:rPr>
+        <w:rFonts w:ascii="Symbol" w:hAnsi="Symbol" w:hint="default"/>
+      </w:rPr>
+    </w:lvl>
+    <w:lvl w:ilvl="1" w:tplc="40090003" w:tentative="1">
+      <w:start w:val="1"/>
+      <w:numFmt w:val="bullet"/>
+      <w:lvlText w:val="o"/>
+      <w:lvlJc w:val="left"/>
+      <w:pPr>
+        <w:ind w:left="1440" w:hanging="360"/>
+      </w:pPr>
+      <w:rPr>
+        <w:rFonts w:ascii="Courier New" w:hAnsi="Courier New" w:cs="Courier New" w:hint="default"/>
+      </w:rPr>
+    </w:lvl>
+    <w:lvl w:ilvl="2" w:tplc="40090005" w:tentative="1">
+      <w:start w:val="1"/>
+      <w:numFmt w:val="bullet"/>
+      <w:lvlText w:val=""/>
+      <w:lvlJc w:val="left"/>
+      <w:pPr>
+        <w:ind w:left="2160" w:hanging="360"/>
+      </w:pPr>
+      <w:rPr>
+        <w:rFonts w:ascii="Wingdings" w:hAnsi="Wingdings" w:hint="default"/>
+      </w:rPr>
+    </w:lvl>
+    <w:lvl w:ilvl="3" w:tplc="40090001" w:tentative="1">
+      <w:start w:val="1"/>
+      <w:numFmt w:val="bullet"/>
+      <w:lvlText w:val=""/>
+      <w:lvlJc w:val="left"/>
+      <w:pPr>
+        <w:ind w:left="2880" w:hanging="360"/>
+      </w:pPr>
+      <w:rPr>
+        <w:rFonts w:ascii="Symbol" w:hAnsi="Symbol" w:hint="default"/>
+      </w:rPr>
+    </w:lvl>
+    <w:lvl w:ilvl="4" w:tplc="40090003" w:tentative="1">
+      <w:start w:val="1"/>
+      <w:numFmt w:val="bullet"/>
+      <w:lvlText w:val="o"/>
+      <w:lvlJc w:val="left"/>
+      <w:pPr>
+        <w:ind w:left="3600" w:hanging="360"/>
+      </w:pPr>
+      <w:rPr>
+        <w:rFonts w:ascii="Courier New" w:hAnsi="Courier New" w:cs="Courier New" w:hint="default"/>
+      </w:rPr>
+    </w:lvl>
+    <w:lvl w:ilvl="5" w:tplc="40090005" w:tentative="1">
+      <w:start w:val="1"/>
+      <w:numFmt w:val="bullet"/>
+      <w:lvlText w:val=""/>
+      <w:lvlJc w:val="left"/>
+      <w:pPr>
+        <w:ind w:left="4320" w:hanging="360"/>
+      </w:pPr>
+      <w:rPr>
+        <w:rFonts w:ascii="Wingdings" w:hAnsi="Wingdings" w:hint="default"/>
+      </w:rPr>
+    </w:lvl>
+    <w:lvl w:ilvl="6" w:tplc="40090001" w:tentative="1">
+      <w:start w:val="1"/>
+      <w:numFmt w:val="bullet"/>
+      <w:lvlText w:val=""/>
+      <w:lvlJc w:val="left"/>
+      <w:pPr>
+        <w:ind w:left="5040" w:hanging="360"/>
+      </w:pPr>
+      <w:rPr>
+        <w:rFonts w:ascii="Symbol" w:hAnsi="Symbol" w:hint="default"/>
+      </w:rPr>
+    </w:lvl>
+    <w:lvl w:ilvl="7" w:tplc="40090003" w:tentative="1">
+      <w:start w:val="1"/>
+      <w:numFmt w:val="bullet"/>
+      <w:lvlText w:val="o"/>
+      <w:lvlJc w:val="left"/>
+      <w:pPr>
+        <w:ind w:left="5760" w:hanging="360"/>
+      </w:pPr>
+      <w:rPr>
+        <w:rFonts w:ascii="Courier New" w:hAnsi="Courier New" w:cs="Courier New" w:hint="default"/>
+      </w:rPr>
+    </w:lvl>
+    <w:lvl w:ilvl="8" w:tplc="40090005" w:tentative="1">
+      <w:start w:val="1"/>
+      <w:numFmt w:val="bullet"/>
+      <w:lvlText w:val=""/>
+      <w:lvlJc w:val="left"/>
+      <w:pPr>
+        <w:ind w:left="6480" w:hanging="360"/>
+      </w:pPr>
+      <w:rPr>
+        <w:rFonts w:ascii="Wingdings" w:hAnsi="Wingdings" w:hint="default"/>
+      </w:rPr>
+    </w:lvl>
+  </w:abstractNum>
   <w:num w:numId="1" w16cid:durableId="1565524015">
     <w:abstractNumId w:val="0"/>
   </w:num>
   <w:num w:numId="2" w16cid:durableId="850295414">
     <w:abstractNumId w:val="1"/>
+  </w:num>
+  <w:num w:numId="3" w16cid:durableId="315646090">
+    <w:abstractNumId w:val="2"/>
+  </w:num>
+  <w:num w:numId="4" w16cid:durableId="630405833">
+    <w:abstractNumId w:val="3"/>
   </w:num>
 </w:numbering>
 </file>
@@ -3328,6 +4082,46 @@
       <w:spacing w:val="5"/>
     </w:rPr>
   </w:style>
+  <w:style w:type="character" w:styleId="Hyperlink">
+    <w:name w:val="Hyperlink"/>
+    <w:basedOn w:val="DefaultParagraphFont"/>
+    <w:uiPriority w:val="99"/>
+    <w:unhideWhenUsed/>
+    <w:rsid w:val="00801D8F"/>
+    <w:rPr>
+      <w:color w:val="467886" w:themeColor="hyperlink"/>
+      <w:u w:val="single"/>
+    </w:rPr>
+  </w:style>
+  <w:style w:type="character" w:styleId="UnresolvedMention">
+    <w:name w:val="Unresolved Mention"/>
+    <w:basedOn w:val="DefaultParagraphFont"/>
+    <w:uiPriority w:val="99"/>
+    <w:semiHidden/>
+    <w:unhideWhenUsed/>
+    <w:rsid w:val="00801D8F"/>
+    <w:rPr>
+      <w:color w:val="605E5C"/>
+      <w:shd w:val="clear" w:color="auto" w:fill="E1DFDD"/>
+    </w:rPr>
+  </w:style>
+  <w:style w:type="paragraph" w:styleId="NormalWeb">
+    <w:name w:val="Normal (Web)"/>
+    <w:basedOn w:val="Normal"/>
+    <w:uiPriority w:val="99"/>
+    <w:semiHidden/>
+    <w:unhideWhenUsed/>
+    <w:rsid w:val="00B242DF"/>
+    <w:pPr>
+      <w:spacing w:before="100" w:beforeAutospacing="1" w:after="100" w:afterAutospacing="1" w:line="240" w:lineRule="auto"/>
+    </w:pPr>
+    <w:rPr>
+      <w:rFonts w:ascii="Times New Roman" w:eastAsia="Times New Roman" w:hAnsi="Times New Roman" w:cs="Times New Roman"/>
+      <w:kern w:val="0"/>
+      <w:lang w:eastAsia="en-IN"/>
+      <w14:ligatures w14:val="none"/>
+    </w:rPr>
+  </w:style>
 </w:styles>
 </file>
 
